--- a/docs/SecureVault_PRD_v1.0.docx
+++ b/docs/SecureVault_PRD_v1.0.docx
@@ -804,6 +804,143 @@
                 <w:szCs w:val="18"/>
               </w:rPr>
               <w:t xml:space="preserve">The V1 SDK for Swift, Objective-C and SwiftUI. Business decisions still open are listed in §51.</w:t>
+            </w:r>
+          </w:p>
+        </w:tc>
+      </w:tr>
+      <w:tr>
+        <w:trPr>
+          <w:cantSplit/>
+        </w:trPr>
+        <w:tc>
+          <w:tcPr>
+            <w:tcW w:type="dxa" w:w="2200"/>
+            <w:tcBorders>
+              <w:top w:val="none" w:color="FFFFFF" w:sz="0"/>
+              <w:left w:val="none" w:color="FFFFFF" w:sz="0"/>
+              <w:bottom w:val="single" w:color="D5DCE6" w:sz="4"/>
+              <w:right w:val="none" w:color="FFFFFF" w:sz="0"/>
+            </w:tcBorders>
+            <w:tcMar>
+              <w:top w:type="dxa" w:w="90"/>
+              <w:left w:type="dxa" w:w="120"/>
+              <w:bottom w:type="dxa" w:w="90"/>
+              <w:right w:type="dxa" w:w="120"/>
+            </w:tcMar>
+            <w:vAlign w:val="top"/>
+          </w:tcPr>
+          <w:p>
+            <w:pPr>
+              <w:spacing w:after="0" w:line="252"/>
+            </w:pPr>
+            <w:r>
+              <w:rPr>
+                <w:b/>
+                <w:bCs/>
+                <w:color w:val="14304F"/>
+                <w:sz w:val="18"/>
+                <w:szCs w:val="18"/>
+              </w:rPr>
+              <w:t xml:space="preserve">SDK version</w:t>
+            </w:r>
+          </w:p>
+        </w:tc>
+        <w:tc>
+          <w:tcPr>
+            <w:tcW w:type="dxa" w:w="7160"/>
+            <w:tcBorders>
+              <w:top w:val="none" w:color="FFFFFF" w:sz="0"/>
+              <w:left w:val="none" w:color="FFFFFF" w:sz="0"/>
+              <w:bottom w:val="single" w:color="D5DCE6" w:sz="4"/>
+              <w:right w:val="none" w:color="FFFFFF" w:sz="0"/>
+            </w:tcBorders>
+            <w:tcMar>
+              <w:top w:type="dxa" w:w="90"/>
+              <w:left w:type="dxa" w:w="120"/>
+              <w:bottom w:type="dxa" w:w="90"/>
+              <w:right w:type="dxa" w:w="120"/>
+            </w:tcMar>
+            <w:vAlign w:val="top"/>
+          </w:tcPr>
+          <w:p>
+            <w:pPr>
+              <w:spacing w:after="0" w:line="252"/>
+            </w:pPr>
+            <w:r>
+              <w:rPr>
+                <w:color w:val="1B2430"/>
+                <w:sz w:val="18"/>
+                <w:szCs w:val="18"/>
+              </w:rPr>
+              <w:t xml:space="preserve">1.0.1 (build 2). Read it at run time from </w:t>
+            </w:r>
+            <w:r>
+              <w:rPr>
+                <w:rFonts w:ascii="Menlo" w:cs="Menlo" w:eastAsia="Menlo" w:hAnsi="Menlo"/>
+                <w:color w:val="14304F"/>
+                <w:sz w:val="18"/>
+                <w:szCs w:val="18"/>
+              </w:rPr>
+              <w:t xml:space="preserve">SecureVault.version</w:t>
+            </w:r>
+            <w:r>
+              <w:rPr>
+                <w:color w:val="1B2430"/>
+                <w:sz w:val="18"/>
+                <w:szCs w:val="18"/>
+              </w:rPr>
+              <w:t xml:space="preserve"> / </w:t>
+            </w:r>
+            <w:r>
+              <w:rPr>
+                <w:rFonts w:ascii="Menlo" w:cs="Menlo" w:eastAsia="Menlo" w:hAnsi="Menlo"/>
+                <w:color w:val="14304F"/>
+                <w:sz w:val="18"/>
+                <w:szCs w:val="18"/>
+              </w:rPr>
+              <w:t xml:space="preserve">SecureVault.build</w:t>
+            </w:r>
+            <w:r>
+              <w:rPr>
+                <w:color w:val="1B2430"/>
+                <w:sz w:val="18"/>
+                <w:szCs w:val="18"/>
+              </w:rPr>
+              <w:t xml:space="preserve">, or </w:t>
+            </w:r>
+            <w:r>
+              <w:rPr>
+                <w:rFonts w:ascii="Menlo" w:cs="Menlo" w:eastAsia="Menlo" w:hAnsi="Menlo"/>
+                <w:color w:val="14304F"/>
+                <w:sz w:val="18"/>
+                <w:szCs w:val="18"/>
+              </w:rPr>
+              <w:t xml:space="preserve">SVVault.sdkVersion</w:t>
+            </w:r>
+            <w:r>
+              <w:rPr>
+                <w:color w:val="1B2430"/>
+                <w:sz w:val="18"/>
+                <w:szCs w:val="18"/>
+              </w:rPr>
+              <w:t xml:space="preserve"> / </w:t>
+            </w:r>
+            <w:r>
+              <w:rPr>
+                <w:rFonts w:ascii="Menlo" w:cs="Menlo" w:eastAsia="Menlo" w:hAnsi="Menlo"/>
+                <w:color w:val="14304F"/>
+                <w:sz w:val="18"/>
+                <w:szCs w:val="18"/>
+              </w:rPr>
+              <w:t xml:space="preserve">SVVault.sdkBuild</w:t>
+            </w:r>
+            <w:r>
+              <w:rPr>
+                <w:color w:val="1B2430"/>
+                <w:sz w:val="18"/>
+                <w:szCs w:val="18"/>
+              </w:rPr>
+              <w:t xml:space="preserve"> in Objective-C.</w:t>
             </w:r>
           </w:p>
         </w:tc>
@@ -2674,7 +2811,7 @@
                 <w:sz w:val="18"/>
                 <w:szCs w:val="18"/>
               </w:rPr>
-              <w:t xml:space="preserve">CryptoProvider</w:t>
+              <w:t xml:space="preserve">CryptoProvider / AESGCMProvider, KeyDerivation</w:t>
             </w:r>
           </w:p>
         </w:tc>
@@ -2705,7 +2842,7 @@
                 <w:sz w:val="18"/>
                 <w:szCs w:val="18"/>
               </w:rPr>
-              <w:t xml:space="preserve">AES-256-GCM, HKDF, HMAC via CryptoKit (§13).</w:t>
+              <w:t xml:space="preserve">Protocol in Core; AES-256-GCM, HKDF and HMAC via CryptoKit in Crypto (§13).</w:t>
             </w:r>
           </w:p>
         </w:tc>
@@ -2736,7 +2873,7 @@
                 <w:sz w:val="18"/>
                 <w:szCs w:val="18"/>
               </w:rPr>
-              <w:t xml:space="preserve">SecureVaultCrypto</w:t>
+              <w:t xml:space="preserve">SecureVaultCore / SecureVaultCrypto</w:t>
             </w:r>
           </w:p>
         </w:tc>
@@ -5463,7 +5600,7 @@
                 <w:sz w:val="18"/>
                 <w:szCs w:val="18"/>
               </w:rPr>
-              <w:t xml:space="preserve">After-first-unlock so background refresh works (§33).</w:t>
+              <w:t xml:space="preserve">Same as the class default (after first unlock, so background refresh works; §33)</w:t>
             </w:r>
           </w:p>
         </w:tc>
@@ -5967,7 +6104,113 @@
         <w:t xml:space="preserve">.automatic</w:t>
       </w:r>
       <w:r>
-        <w:t xml:space="preserve"> resolves to the Keychain when the policy requires user authentication, or when the class is Secret or higher and the encoded value is 4 KB or less. Otherwise it resolves to the encrypted object store.</w:t>
+        <w:t xml:space="preserve"> resolves to the Keychain when the policy requires user authentication, or when the class is Secret and the JSON-encoded value is 4 KB or less. Highly Sensitive data goes to the encrypted object store unless </w:t>
+      </w:r>
+      <w:r>
+        <w:rPr>
+          <w:rFonts w:ascii="Menlo" w:cs="Menlo" w:eastAsia="Menlo" w:hAnsi="Menlo"/>
+          <w:color w:val="14304F"/>
+          <w:sz w:val="19"/>
+          <w:szCs w:val="19"/>
+        </w:rPr>
+        <w:t xml:space="preserve">.keychain</w:t>
+      </w:r>
+      <w:r>
+        <w:t xml:space="preserve"> is chosen explicitly. Otherwise it resolves to the encrypted object store.</w:t>
+      </w:r>
+    </w:p>
+    <w:p>
+      <w:pPr>
+        <w:pStyle w:val="ListParagraph"/>
+        <w:numPr>
+          <w:ilvl w:val="0"/>
+          <w:numId w:val="2"/>
+        </w:numPr>
+        <w:spacing w:after="80"/>
+      </w:pPr>
+      <w:r>
+        <w:rPr>
+          <w:rFonts w:ascii="Menlo" w:cs="Menlo" w:eastAsia="Menlo" w:hAnsi="Menlo"/>
+          <w:color w:val="14304F"/>
+          <w:sz w:val="19"/>
+          <w:szCs w:val="19"/>
+        </w:rPr>
+        <w:t xml:space="preserve">requiringUserAuthentication(_:)</w:t>
+      </w:r>
+      <w:r>
+        <w:t xml:space="preserve"> also forces Keychain placement and device-only. Other modifiers: </w:t>
+      </w:r>
+      <w:r>
+        <w:rPr>
+          <w:rFonts w:ascii="Menlo" w:cs="Menlo" w:eastAsia="Menlo" w:hAnsi="Menlo"/>
+          <w:color w:val="14304F"/>
+          <w:sz w:val="19"/>
+          <w:szCs w:val="19"/>
+        </w:rPr>
+        <w:t xml:space="preserve">expiring(after:)</w:t>
+      </w:r>
+      <w:r>
+        <w:t xml:space="preserve">, </w:t>
+      </w:r>
+      <w:r>
+        <w:rPr>
+          <w:rFonts w:ascii="Menlo" w:cs="Menlo" w:eastAsia="Menlo" w:hAnsi="Menlo"/>
+          <w:color w:val="14304F"/>
+          <w:sz w:val="19"/>
+          <w:szCs w:val="19"/>
+        </w:rPr>
+        <w:t xml:space="preserve">allowingBackup()</w:t>
+      </w:r>
+      <w:r>
+        <w:t xml:space="preserve">, </w:t>
+      </w:r>
+      <w:r>
+        <w:rPr>
+          <w:rFonts w:ascii="Menlo" w:cs="Menlo" w:eastAsia="Menlo" w:hAnsi="Menlo"/>
+          <w:color w:val="14304F"/>
+          <w:sz w:val="19"/>
+          <w:szCs w:val="19"/>
+        </w:rPr>
+        <w:t xml:space="preserve">deviceOnly(_:)</w:t>
+      </w:r>
+      <w:r>
+        <w:t xml:space="preserve">, </w:t>
+      </w:r>
+      <w:r>
+        <w:rPr>
+          <w:rFonts w:ascii="Menlo" w:cs="Menlo" w:eastAsia="Menlo" w:hAnsi="Menlo"/>
+          <w:color w:val="14304F"/>
+          <w:sz w:val="19"/>
+          <w:szCs w:val="19"/>
+        </w:rPr>
+        <w:t xml:space="preserve">stored(in:)</w:t>
+      </w:r>
+      <w:r>
+        <w:t xml:space="preserve">, </w:t>
+      </w:r>
+      <w:r>
+        <w:rPr>
+          <w:rFonts w:ascii="Menlo" w:cs="Menlo" w:eastAsia="Menlo" w:hAnsi="Menlo"/>
+          <w:color w:val="14304F"/>
+          <w:sz w:val="19"/>
+          <w:szCs w:val="19"/>
+        </w:rPr>
+        <w:t xml:space="preserve">accessible(_:)</w:t>
+      </w:r>
+      <w:r>
+        <w:t xml:space="preserve">, </w:t>
+      </w:r>
+      <w:r>
+        <w:rPr>
+          <w:rFonts w:ascii="Menlo" w:cs="Menlo" w:eastAsia="Menlo" w:hAnsi="Menlo"/>
+          <w:color w:val="14304F"/>
+          <w:sz w:val="19"/>
+          <w:szCs w:val="19"/>
+        </w:rPr>
+        <w:t xml:space="preserve">requiringDevicePasscode(_:)</w:t>
+      </w:r>
+      <w:r>
+        <w:t xml:space="preserve">.</w:t>
       </w:r>
     </w:p>
     <w:p>
@@ -6945,7 +7188,7 @@
                 <w:sz w:val="18"/>
                 <w:szCs w:val="18"/>
               </w:rPr>
-              <w:t xml:space="preserve">Policy requires a device passcode and none is set.</w:t>
+              <w:t xml:space="preserve">A device passcode is needed (explicitly, through when-passcode-set, or through any user-authentication requirement) and none is set.</w:t>
             </w:r>
           </w:p>
         </w:tc>
@@ -7165,7 +7408,7 @@
                 <w:sz w:val="18"/>
                 <w:szCs w:val="18"/>
               </w:rPr>
-              <w:t xml:space="preserve"> and none is available.</w:t>
+              <w:t xml:space="preserve">, none is available, and the policy is device-only (key-value items, databases and files).</w:t>
             </w:r>
           </w:p>
         </w:tc>
@@ -7630,15 +7873,15 @@
                 <w:sz w:val="18"/>
                 <w:szCs w:val="18"/>
               </w:rPr>
-              <w:t xml:space="preserve">Application Support/SecureVault/&lt;vaultID&gt;/objects/&lt;SHA-256(namespace)&gt;/&lt;SHA-256(vaultID|namespace|key)&gt;</w:t>
-            </w:r>
-            <w:r>
-              <w:rPr>
-                <w:color w:val="1B2430"/>
-                <w:sz w:val="18"/>
-                <w:szCs w:val="18"/>
-              </w:rPr>
-              <w:t xml:space="preserve">. Key names do not appear on disk.</w:t>
+              <w:t xml:space="preserve">Application Support/SecureVault/&lt;vaultID&gt;/objects/&lt;hex SHA-256(namespace)&gt;/&lt;hex SHA-256(vaultID, namespace, key)&gt;</w:t>
+            </w:r>
+            <w:r>
+              <w:rPr>
+                <w:color w:val="1B2430"/>
+                <w:sz w:val="18"/>
+                <w:szCs w:val="18"/>
+              </w:rPr>
+              <w:t xml:space="preserve">, parts joined with U+001F. Key names do not appear on disk.</w:t>
             </w:r>
           </w:p>
         </w:tc>
@@ -7850,6 +8093,1098 @@
                 <w:szCs w:val="18"/>
               </w:rPr>
               <w:t xml:space="preserve">Atomic: file writes replace the file in one step; Keychain writes use update-in-place (§12).</w:t>
+            </w:r>
+          </w:p>
+        </w:tc>
+      </w:tr>
+      <w:tr>
+        <w:trPr>
+          <w:cantSplit/>
+        </w:trPr>
+        <w:tc>
+          <w:tcPr>
+            <w:tcW w:type="dxa" w:w="2000"/>
+            <w:tcBorders>
+              <w:top w:val="none" w:color="FFFFFF" w:sz="0"/>
+              <w:left w:val="none" w:color="FFFFFF" w:sz="0"/>
+              <w:bottom w:val="single" w:color="D5DCE6" w:sz="4"/>
+              <w:right w:val="none" w:color="FFFFFF" w:sz="0"/>
+            </w:tcBorders>
+            <w:tcMar>
+              <w:top w:type="dxa" w:w="90"/>
+              <w:left w:type="dxa" w:w="120"/>
+              <w:bottom w:type="dxa" w:w="90"/>
+              <w:right w:type="dxa" w:w="120"/>
+            </w:tcMar>
+            <w:vAlign w:val="top"/>
+          </w:tcPr>
+          <w:p>
+            <w:pPr>
+              <w:spacing w:after="0" w:line="252"/>
+            </w:pPr>
+            <w:r>
+              <w:rPr>
+                <w:b/>
+                <w:bCs/>
+                <w:color w:val="14304F"/>
+                <w:sz w:val="18"/>
+                <w:szCs w:val="18"/>
+              </w:rPr>
+              <w:t xml:space="preserve">Operations</w:t>
+            </w:r>
+          </w:p>
+        </w:tc>
+        <w:tc>
+          <w:tcPr>
+            <w:tcW w:type="dxa" w:w="7360"/>
+            <w:tcBorders>
+              <w:top w:val="none" w:color="FFFFFF" w:sz="0"/>
+              <w:left w:val="none" w:color="FFFFFF" w:sz="0"/>
+              <w:bottom w:val="single" w:color="D5DCE6" w:sz="4"/>
+              <w:right w:val="none" w:color="FFFFFF" w:sz="0"/>
+            </w:tcBorders>
+            <w:tcMar>
+              <w:top w:type="dxa" w:w="90"/>
+              <w:left w:type="dxa" w:w="120"/>
+              <w:bottom w:type="dxa" w:w="90"/>
+              <w:right w:type="dxa" w:w="120"/>
+            </w:tcMar>
+            <w:vAlign w:val="top"/>
+          </w:tcPr>
+          <w:p>
+            <w:pPr>
+              <w:spacing w:after="0" w:line="252"/>
+            </w:pPr>
+            <w:r>
+              <w:rPr>
+                <w:rFonts w:ascii="Menlo" w:cs="Menlo" w:eastAsia="Menlo" w:hAnsi="Menlo"/>
+                <w:color w:val="14304F"/>
+                <w:sz w:val="18"/>
+                <w:szCs w:val="18"/>
+              </w:rPr>
+              <w:t xml:space="preserve">store</w:t>
+            </w:r>
+            <w:r>
+              <w:rPr>
+                <w:color w:val="1B2430"/>
+                <w:sz w:val="18"/>
+                <w:szCs w:val="18"/>
+              </w:rPr>
+              <w:t xml:space="preserve">, </w:t>
+            </w:r>
+            <w:r>
+              <w:rPr>
+                <w:rFonts w:ascii="Menlo" w:cs="Menlo" w:eastAsia="Menlo" w:hAnsi="Menlo"/>
+                <w:color w:val="14304F"/>
+                <w:sz w:val="18"/>
+                <w:szCs w:val="18"/>
+              </w:rPr>
+              <w:t xml:space="preserve">retrieve</w:t>
+            </w:r>
+            <w:r>
+              <w:rPr>
+                <w:color w:val="1B2430"/>
+                <w:sz w:val="18"/>
+                <w:szCs w:val="18"/>
+              </w:rPr>
+              <w:t xml:space="preserve">, </w:t>
+            </w:r>
+            <w:r>
+              <w:rPr>
+                <w:rFonts w:ascii="Menlo" w:cs="Menlo" w:eastAsia="Menlo" w:hAnsi="Menlo"/>
+                <w:color w:val="14304F"/>
+                <w:sz w:val="18"/>
+                <w:szCs w:val="18"/>
+              </w:rPr>
+              <w:t xml:space="preserve">value</w:t>
+            </w:r>
+            <w:r>
+              <w:rPr>
+                <w:color w:val="1B2430"/>
+                <w:sz w:val="18"/>
+                <w:szCs w:val="18"/>
+              </w:rPr>
+              <w:t xml:space="preserve"> (nil when absent or expired), </w:t>
+            </w:r>
+            <w:r>
+              <w:rPr>
+                <w:rFonts w:ascii="Menlo" w:cs="Menlo" w:eastAsia="Menlo" w:hAnsi="Menlo"/>
+                <w:color w:val="14304F"/>
+                <w:sz w:val="18"/>
+                <w:szCs w:val="18"/>
+              </w:rPr>
+              <w:t xml:space="preserve">exists</w:t>
+            </w:r>
+            <w:r>
+              <w:rPr>
+                <w:color w:val="1B2430"/>
+                <w:sz w:val="18"/>
+                <w:szCs w:val="18"/>
+              </w:rPr>
+              <w:t xml:space="preserve"> (never prompts; true for items that need authentication), </w:t>
+            </w:r>
+            <w:r>
+              <w:rPr>
+                <w:rFonts w:ascii="Menlo" w:cs="Menlo" w:eastAsia="Menlo" w:hAnsi="Menlo"/>
+                <w:color w:val="14304F"/>
+                <w:sz w:val="18"/>
+                <w:szCs w:val="18"/>
+              </w:rPr>
+              <w:t xml:space="preserve">delete</w:t>
+            </w:r>
+            <w:r>
+              <w:rPr>
+                <w:color w:val="1B2430"/>
+                <w:sz w:val="18"/>
+                <w:szCs w:val="18"/>
+              </w:rPr>
+              <w:t xml:space="preserve">, </w:t>
+            </w:r>
+            <w:r>
+              <w:rPr>
+                <w:rFonts w:ascii="Menlo" w:cs="Menlo" w:eastAsia="Menlo" w:hAnsi="Menlo"/>
+                <w:color w:val="14304F"/>
+                <w:sz w:val="18"/>
+                <w:szCs w:val="18"/>
+              </w:rPr>
+              <w:t xml:space="preserve">clear(namespace:)</w:t>
+            </w:r>
+            <w:r>
+              <w:rPr>
+                <w:color w:val="1B2430"/>
+                <w:sz w:val="18"/>
+                <w:szCs w:val="18"/>
+              </w:rPr>
+              <w:t xml:space="preserve">, </w:t>
+            </w:r>
+            <w:r>
+              <w:rPr>
+                <w:rFonts w:ascii="Menlo" w:cs="Menlo" w:eastAsia="Menlo" w:hAnsi="Menlo"/>
+                <w:color w:val="14304F"/>
+                <w:sz w:val="18"/>
+                <w:szCs w:val="18"/>
+              </w:rPr>
+              <w:t xml:space="preserve">purgeExpired()</w:t>
+            </w:r>
+            <w:r>
+              <w:rPr>
+                <w:color w:val="1B2430"/>
+                <w:sz w:val="18"/>
+                <w:szCs w:val="18"/>
+              </w:rPr>
+              <w:t xml:space="preserve">, </w:t>
+            </w:r>
+            <w:r>
+              <w:rPr>
+                <w:rFonts w:ascii="Menlo" w:cs="Menlo" w:eastAsia="Menlo" w:hAnsi="Menlo"/>
+                <w:color w:val="14304F"/>
+                <w:sz w:val="18"/>
+                <w:szCs w:val="18"/>
+              </w:rPr>
+              <w:t xml:space="preserve">purgeUnreadableItems()</w:t>
+            </w:r>
+            <w:r>
+              <w:rPr>
+                <w:color w:val="1B2430"/>
+                <w:sz w:val="18"/>
+                <w:szCs w:val="18"/>
+              </w:rPr>
+              <w:t xml:space="preserve">, </w:t>
+            </w:r>
+            <w:r>
+              <w:rPr>
+                <w:rFonts w:ascii="Menlo" w:cs="Menlo" w:eastAsia="Menlo" w:hAnsi="Menlo"/>
+                <w:color w:val="14304F"/>
+                <w:sz w:val="18"/>
+                <w:szCs w:val="18"/>
+              </w:rPr>
+              <w:t xml:space="preserve">lock()</w:t>
+            </w:r>
+            <w:r>
+              <w:rPr>
+                <w:color w:val="1B2430"/>
+                <w:sz w:val="18"/>
+                <w:szCs w:val="18"/>
+              </w:rPr>
+              <w:t xml:space="preserve">, </w:t>
+            </w:r>
+            <w:r>
+              <w:rPr>
+                <w:rFonts w:ascii="Menlo" w:cs="Menlo" w:eastAsia="Menlo" w:hAnsi="Menlo"/>
+                <w:color w:val="14304F"/>
+                <w:sz w:val="18"/>
+                <w:szCs w:val="18"/>
+              </w:rPr>
+              <w:t xml:space="preserve">reset()</w:t>
+            </w:r>
+            <w:r>
+              <w:rPr>
+                <w:color w:val="1B2430"/>
+                <w:sz w:val="18"/>
+                <w:szCs w:val="18"/>
+              </w:rPr>
+              <w:t xml:space="preserve">. Defaults: namespace </w:t>
+            </w:r>
+            <w:r>
+              <w:rPr>
+                <w:rFonts w:ascii="Menlo" w:cs="Menlo" w:eastAsia="Menlo" w:hAnsi="Menlo"/>
+                <w:color w:val="14304F"/>
+                <w:sz w:val="18"/>
+                <w:szCs w:val="18"/>
+              </w:rPr>
+              <w:t xml:space="preserve">.default</w:t>
+            </w:r>
+            <w:r>
+              <w:rPr>
+                <w:color w:val="1B2430"/>
+                <w:sz w:val="18"/>
+                <w:szCs w:val="18"/>
+              </w:rPr>
+              <w:t xml:space="preserve">, policy </w:t>
+            </w:r>
+            <w:r>
+              <w:rPr>
+                <w:rFonts w:ascii="Menlo" w:cs="Menlo" w:eastAsia="Menlo" w:hAnsi="Menlo"/>
+                <w:color w:val="14304F"/>
+                <w:sz w:val="18"/>
+                <w:szCs w:val="18"/>
+              </w:rPr>
+              <w:t xml:space="preserve">.sensitive</w:t>
+            </w:r>
+            <w:r>
+              <w:rPr>
+                <w:color w:val="1B2430"/>
+                <w:sz w:val="18"/>
+                <w:szCs w:val="18"/>
+              </w:rPr>
+              <w:t xml:space="preserve">. An empty key or a value that does not encode throws </w:t>
+            </w:r>
+            <w:r>
+              <w:rPr>
+                <w:rFonts w:ascii="Menlo" w:cs="Menlo" w:eastAsia="Menlo" w:hAnsi="Menlo"/>
+                <w:color w:val="14304F"/>
+                <w:sz w:val="18"/>
+                <w:szCs w:val="18"/>
+              </w:rPr>
+              <w:t xml:space="preserve">invalidData</w:t>
+            </w:r>
+            <w:r>
+              <w:rPr>
+                <w:color w:val="1B2430"/>
+                <w:sz w:val="18"/>
+                <w:szCs w:val="18"/>
+              </w:rPr>
+              <w:t xml:space="preserve">.</w:t>
+            </w:r>
+          </w:p>
+        </w:tc>
+      </w:tr>
+    </w:tbl>
+    <w:p>
+      <w:pPr>
+        <w:spacing w:after="160"/>
+      </w:pPr>
+    </w:p>
+    <w:p>
+      <w:pPr>
+        <w:pStyle w:val="Heading2"/>
+      </w:pPr>
+      <w:r>
+        <w:t xml:space="preserve">11.1 Vault configuration</w:t>
+      </w:r>
+    </w:p>
+    <w:tbl>
+      <w:tblPr>
+        <w:tblW w:type="dxa" w:w="9360"/>
+        <w:tblBorders>
+          <w:top w:val="none" w:color="FFFFFF" w:sz="0"/>
+          <w:left w:val="none" w:color="FFFFFF" w:sz="0"/>
+          <w:bottom w:val="none" w:color="FFFFFF" w:sz="0"/>
+          <w:right w:val="none" w:color="FFFFFF" w:sz="0"/>
+          <w:insideH w:val="none" w:color="FFFFFF" w:sz="0"/>
+          <w:insideV w:val="none" w:color="FFFFFF" w:sz="0"/>
+        </w:tblBorders>
+      </w:tblPr>
+      <w:tblGrid>
+        <w:gridCol w:w="2800"/>
+        <w:gridCol w:w="6560"/>
+      </w:tblGrid>
+      <w:tr>
+        <w:trPr>
+          <w:cantSplit/>
+          <w:tblHeader/>
+        </w:trPr>
+        <w:tc>
+          <w:tcPr>
+            <w:tcW w:type="dxa" w:w="2800"/>
+            <w:tcBorders>
+              <w:top w:val="none" w:color="FFFFFF" w:sz="0"/>
+              <w:left w:val="none" w:color="FFFFFF" w:sz="0"/>
+              <w:bottom w:val="single" w:color="14304F" w:sz="8"/>
+              <w:right w:val="none" w:color="FFFFFF" w:sz="0"/>
+            </w:tcBorders>
+            <w:shd w:fill="14304F" w:color="auto" w:val="clear"/>
+            <w:tcMar>
+              <w:top w:type="dxa" w:w="90"/>
+              <w:left w:type="dxa" w:w="120"/>
+              <w:bottom w:type="dxa" w:w="90"/>
+              <w:right w:type="dxa" w:w="120"/>
+            </w:tcMar>
+            <w:vAlign w:val="top"/>
+          </w:tcPr>
+          <w:p>
+            <w:pPr>
+              <w:spacing w:after="0" w:line="252"/>
+            </w:pPr>
+            <w:r>
+              <w:rPr>
+                <w:b/>
+                <w:bCs/>
+                <w:color w:val="FFFFFF"/>
+                <w:sz w:val="17"/>
+                <w:szCs w:val="17"/>
+              </w:rPr>
+              <w:t xml:space="preserve">Setting</w:t>
+            </w:r>
+          </w:p>
+        </w:tc>
+        <w:tc>
+          <w:tcPr>
+            <w:tcW w:type="dxa" w:w="6560"/>
+            <w:tcBorders>
+              <w:top w:val="none" w:color="FFFFFF" w:sz="0"/>
+              <w:left w:val="none" w:color="FFFFFF" w:sz="0"/>
+              <w:bottom w:val="single" w:color="14304F" w:sz="8"/>
+              <w:right w:val="none" w:color="FFFFFF" w:sz="0"/>
+            </w:tcBorders>
+            <w:shd w:fill="14304F" w:color="auto" w:val="clear"/>
+            <w:tcMar>
+              <w:top w:type="dxa" w:w="90"/>
+              <w:left w:type="dxa" w:w="120"/>
+              <w:bottom w:type="dxa" w:w="90"/>
+              <w:right w:type="dxa" w:w="120"/>
+            </w:tcMar>
+            <w:vAlign w:val="top"/>
+          </w:tcPr>
+          <w:p>
+            <w:pPr>
+              <w:spacing w:after="0" w:line="252"/>
+            </w:pPr>
+            <w:r>
+              <w:rPr>
+                <w:b/>
+                <w:bCs/>
+                <w:color w:val="FFFFFF"/>
+                <w:sz w:val="17"/>
+                <w:szCs w:val="17"/>
+              </w:rPr>
+              <w:t xml:space="preserve">Default and meaning</w:t>
+            </w:r>
+          </w:p>
+        </w:tc>
+      </w:tr>
+      <w:tr>
+        <w:trPr>
+          <w:cantSplit/>
+        </w:trPr>
+        <w:tc>
+          <w:tcPr>
+            <w:tcW w:type="dxa" w:w="2800"/>
+            <w:tcBorders>
+              <w:top w:val="none" w:color="FFFFFF" w:sz="0"/>
+              <w:left w:val="none" w:color="FFFFFF" w:sz="0"/>
+              <w:bottom w:val="single" w:color="D5DCE6" w:sz="4"/>
+              <w:right w:val="none" w:color="FFFFFF" w:sz="0"/>
+            </w:tcBorders>
+            <w:tcMar>
+              <w:top w:type="dxa" w:w="90"/>
+              <w:left w:type="dxa" w:w="120"/>
+              <w:bottom w:type="dxa" w:w="90"/>
+              <w:right w:type="dxa" w:w="120"/>
+            </w:tcMar>
+            <w:vAlign w:val="top"/>
+          </w:tcPr>
+          <w:p>
+            <w:pPr>
+              <w:spacing w:after="0" w:line="252"/>
+            </w:pPr>
+            <w:r>
+              <w:rPr>
+                <w:b/>
+                <w:bCs/>
+                <w:color w:val="14304F"/>
+                <w:sz w:val="18"/>
+                <w:szCs w:val="18"/>
+              </w:rPr>
+              <w:t xml:space="preserve">identifier</w:t>
+            </w:r>
+          </w:p>
+        </w:tc>
+        <w:tc>
+          <w:tcPr>
+            <w:tcW w:type="dxa" w:w="6560"/>
+            <w:tcBorders>
+              <w:top w:val="none" w:color="FFFFFF" w:sz="0"/>
+              <w:left w:val="none" w:color="FFFFFF" w:sz="0"/>
+              <w:bottom w:val="single" w:color="D5DCE6" w:sz="4"/>
+              <w:right w:val="none" w:color="FFFFFF" w:sz="0"/>
+            </w:tcBorders>
+            <w:tcMar>
+              <w:top w:type="dxa" w:w="90"/>
+              <w:left w:type="dxa" w:w="120"/>
+              <w:bottom w:type="dxa" w:w="90"/>
+              <w:right w:type="dxa" w:w="120"/>
+            </w:tcMar>
+            <w:vAlign w:val="top"/>
+          </w:tcPr>
+          <w:p>
+            <w:pPr>
+              <w:spacing w:after="0" w:line="252"/>
+            </w:pPr>
+            <w:r>
+              <w:rPr>
+                <w:color w:val="1B2430"/>
+                <w:sz w:val="18"/>
+                <w:szCs w:val="18"/>
+              </w:rPr>
+              <w:t xml:space="preserve">Bundle identifier. Separates this vault's Keychain items and files from other vaults.</w:t>
+            </w:r>
+          </w:p>
+        </w:tc>
+      </w:tr>
+      <w:tr>
+        <w:trPr>
+          <w:cantSplit/>
+        </w:trPr>
+        <w:tc>
+          <w:tcPr>
+            <w:tcW w:type="dxa" w:w="2800"/>
+            <w:tcBorders>
+              <w:top w:val="none" w:color="FFFFFF" w:sz="0"/>
+              <w:left w:val="none" w:color="FFFFFF" w:sz="0"/>
+              <w:bottom w:val="single" w:color="D5DCE6" w:sz="4"/>
+              <w:right w:val="none" w:color="FFFFFF" w:sz="0"/>
+            </w:tcBorders>
+            <w:shd w:fill="F5F8FC" w:color="auto" w:val="clear"/>
+            <w:tcMar>
+              <w:top w:type="dxa" w:w="90"/>
+              <w:left w:type="dxa" w:w="120"/>
+              <w:bottom w:type="dxa" w:w="90"/>
+              <w:right w:type="dxa" w:w="120"/>
+            </w:tcMar>
+            <w:vAlign w:val="top"/>
+          </w:tcPr>
+          <w:p>
+            <w:pPr>
+              <w:spacing w:after="0" w:line="252"/>
+            </w:pPr>
+            <w:r>
+              <w:rPr>
+                <w:b/>
+                <w:bCs/>
+                <w:color w:val="14304F"/>
+                <w:sz w:val="18"/>
+                <w:szCs w:val="18"/>
+              </w:rPr>
+              <w:t xml:space="preserve">directory</w:t>
+            </w:r>
+          </w:p>
+        </w:tc>
+        <w:tc>
+          <w:tcPr>
+            <w:tcW w:type="dxa" w:w="6560"/>
+            <w:tcBorders>
+              <w:top w:val="none" w:color="FFFFFF" w:sz="0"/>
+              <w:left w:val="none" w:color="FFFFFF" w:sz="0"/>
+              <w:bottom w:val="single" w:color="D5DCE6" w:sz="4"/>
+              <w:right w:val="none" w:color="FFFFFF" w:sz="0"/>
+            </w:tcBorders>
+            <w:shd w:fill="F5F8FC" w:color="auto" w:val="clear"/>
+            <w:tcMar>
+              <w:top w:type="dxa" w:w="90"/>
+              <w:left w:type="dxa" w:w="120"/>
+              <w:bottom w:type="dxa" w:w="90"/>
+              <w:right w:type="dxa" w:w="120"/>
+            </w:tcMar>
+            <w:vAlign w:val="top"/>
+          </w:tcPr>
+          <w:p>
+            <w:pPr>
+              <w:spacing w:after="0" w:line="252"/>
+            </w:pPr>
+            <w:r>
+              <w:rPr>
+                <w:rFonts w:ascii="Menlo" w:cs="Menlo" w:eastAsia="Menlo" w:hAnsi="Menlo"/>
+                <w:color w:val="14304F"/>
+                <w:sz w:val="18"/>
+                <w:szCs w:val="18"/>
+              </w:rPr>
+              <w:t xml:space="preserve">Application Support/SecureVault/&lt;identifier&gt;</w:t>
+            </w:r>
+            <w:r>
+              <w:rPr>
+                <w:color w:val="1B2430"/>
+                <w:sz w:val="18"/>
+                <w:szCs w:val="18"/>
+              </w:rPr>
+              <w:t xml:space="preserve"> for encrypted files and databases.</w:t>
+            </w:r>
+          </w:p>
+        </w:tc>
+      </w:tr>
+      <w:tr>
+        <w:trPr>
+          <w:cantSplit/>
+        </w:trPr>
+        <w:tc>
+          <w:tcPr>
+            <w:tcW w:type="dxa" w:w="2800"/>
+            <w:tcBorders>
+              <w:top w:val="none" w:color="FFFFFF" w:sz="0"/>
+              <w:left w:val="none" w:color="FFFFFF" w:sz="0"/>
+              <w:bottom w:val="single" w:color="D5DCE6" w:sz="4"/>
+              <w:right w:val="none" w:color="FFFFFF" w:sz="0"/>
+            </w:tcBorders>
+            <w:tcMar>
+              <w:top w:type="dxa" w:w="90"/>
+              <w:left w:type="dxa" w:w="120"/>
+              <w:bottom w:type="dxa" w:w="90"/>
+              <w:right w:type="dxa" w:w="120"/>
+            </w:tcMar>
+            <w:vAlign w:val="top"/>
+          </w:tcPr>
+          <w:p>
+            <w:pPr>
+              <w:spacing w:after="0" w:line="252"/>
+            </w:pPr>
+            <w:r>
+              <w:rPr>
+                <w:b/>
+                <w:bCs/>
+                <w:color w:val="14304F"/>
+                <w:sz w:val="18"/>
+                <w:szCs w:val="18"/>
+              </w:rPr>
+              <w:t xml:space="preserve">keychainAccessGroup</w:t>
+            </w:r>
+          </w:p>
+        </w:tc>
+        <w:tc>
+          <w:tcPr>
+            <w:tcW w:type="dxa" w:w="6560"/>
+            <w:tcBorders>
+              <w:top w:val="none" w:color="FFFFFF" w:sz="0"/>
+              <w:left w:val="none" w:color="FFFFFF" w:sz="0"/>
+              <w:bottom w:val="single" w:color="D5DCE6" w:sz="4"/>
+              <w:right w:val="none" w:color="FFFFFF" w:sz="0"/>
+            </w:tcBorders>
+            <w:tcMar>
+              <w:top w:type="dxa" w:w="90"/>
+              <w:left w:type="dxa" w:w="120"/>
+              <w:bottom w:type="dxa" w:w="90"/>
+              <w:right w:type="dxa" w:w="120"/>
+            </w:tcMar>
+            <w:vAlign w:val="top"/>
+          </w:tcPr>
+          <w:p>
+            <w:pPr>
+              <w:spacing w:after="0" w:line="252"/>
+            </w:pPr>
+            <w:r>
+              <w:rPr>
+                <w:color w:val="1B2430"/>
+                <w:sz w:val="18"/>
+                <w:szCs w:val="18"/>
+              </w:rPr>
+              <w:t xml:space="preserve">None. Keychain sharing with extensions (§32).</w:t>
+            </w:r>
+          </w:p>
+        </w:tc>
+      </w:tr>
+      <w:tr>
+        <w:trPr>
+          <w:cantSplit/>
+        </w:trPr>
+        <w:tc>
+          <w:tcPr>
+            <w:tcW w:type="dxa" w:w="2800"/>
+            <w:tcBorders>
+              <w:top w:val="none" w:color="FFFFFF" w:sz="0"/>
+              <w:left w:val="none" w:color="FFFFFF" w:sz="0"/>
+              <w:bottom w:val="single" w:color="D5DCE6" w:sz="4"/>
+              <w:right w:val="none" w:color="FFFFFF" w:sz="0"/>
+            </w:tcBorders>
+            <w:shd w:fill="F5F8FC" w:color="auto" w:val="clear"/>
+            <w:tcMar>
+              <w:top w:type="dxa" w:w="90"/>
+              <w:left w:type="dxa" w:w="120"/>
+              <w:bottom w:type="dxa" w:w="90"/>
+              <w:right w:type="dxa" w:w="120"/>
+            </w:tcMar>
+            <w:vAlign w:val="top"/>
+          </w:tcPr>
+          <w:p>
+            <w:pPr>
+              <w:spacing w:after="0" w:line="252"/>
+            </w:pPr>
+            <w:r>
+              <w:rPr>
+                <w:b/>
+                <w:bCs/>
+                <w:color w:val="14304F"/>
+                <w:sz w:val="18"/>
+                <w:szCs w:val="18"/>
+              </w:rPr>
+              <w:t xml:space="preserve">secureEnclave</w:t>
+            </w:r>
+          </w:p>
+        </w:tc>
+        <w:tc>
+          <w:tcPr>
+            <w:tcW w:type="dxa" w:w="6560"/>
+            <w:tcBorders>
+              <w:top w:val="none" w:color="FFFFFF" w:sz="0"/>
+              <w:left w:val="none" w:color="FFFFFF" w:sz="0"/>
+              <w:bottom w:val="single" w:color="D5DCE6" w:sz="4"/>
+              <w:right w:val="none" w:color="FFFFFF" w:sz="0"/>
+            </w:tcBorders>
+            <w:shd w:fill="F5F8FC" w:color="auto" w:val="clear"/>
+            <w:tcMar>
+              <w:top w:type="dxa" w:w="90"/>
+              <w:left w:type="dxa" w:w="120"/>
+              <w:bottom w:type="dxa" w:w="90"/>
+              <w:right w:type="dxa" w:w="120"/>
+            </w:tcMar>
+            <w:vAlign w:val="top"/>
+          </w:tcPr>
+          <w:p>
+            <w:pPr>
+              <w:spacing w:after="0" w:line="252"/>
+            </w:pPr>
+            <w:r>
+              <w:rPr>
+                <w:rFonts w:ascii="Menlo" w:cs="Menlo" w:eastAsia="Menlo" w:hAnsi="Menlo"/>
+                <w:color w:val="14304F"/>
+                <w:sz w:val="18"/>
+                <w:szCs w:val="18"/>
+              </w:rPr>
+              <w:t xml:space="preserve">.whenAvailable</w:t>
+            </w:r>
+            <w:r>
+              <w:rPr>
+                <w:color w:val="1B2430"/>
+                <w:sz w:val="18"/>
+                <w:szCs w:val="18"/>
+              </w:rPr>
+              <w:t xml:space="preserve">; </w:t>
+            </w:r>
+            <w:r>
+              <w:rPr>
+                <w:rFonts w:ascii="Menlo" w:cs="Menlo" w:eastAsia="Menlo" w:hAnsi="Menlo"/>
+                <w:color w:val="14304F"/>
+                <w:sz w:val="18"/>
+                <w:szCs w:val="18"/>
+              </w:rPr>
+              <w:t xml:space="preserve">.required</w:t>
+            </w:r>
+            <w:r>
+              <w:rPr>
+                <w:color w:val="1B2430"/>
+                <w:sz w:val="18"/>
+                <w:szCs w:val="18"/>
+              </w:rPr>
+              <w:t xml:space="preserve"> fails closed (R10), </w:t>
+            </w:r>
+            <w:r>
+              <w:rPr>
+                <w:rFonts w:ascii="Menlo" w:cs="Menlo" w:eastAsia="Menlo" w:hAnsi="Menlo"/>
+                <w:color w:val="14304F"/>
+                <w:sz w:val="18"/>
+                <w:szCs w:val="18"/>
+              </w:rPr>
+              <w:t xml:space="preserve">.never</w:t>
+            </w:r>
+            <w:r>
+              <w:rPr>
+                <w:color w:val="1B2430"/>
+                <w:sz w:val="18"/>
+                <w:szCs w:val="18"/>
+              </w:rPr>
+              <w:t xml:space="preserve"> turns wrapping off (§15.2).</w:t>
+            </w:r>
+          </w:p>
+        </w:tc>
+      </w:tr>
+      <w:tr>
+        <w:trPr>
+          <w:cantSplit/>
+        </w:trPr>
+        <w:tc>
+          <w:tcPr>
+            <w:tcW w:type="dxa" w:w="2800"/>
+            <w:tcBorders>
+              <w:top w:val="none" w:color="FFFFFF" w:sz="0"/>
+              <w:left w:val="none" w:color="FFFFFF" w:sz="0"/>
+              <w:bottom w:val="single" w:color="D5DCE6" w:sz="4"/>
+              <w:right w:val="none" w:color="FFFFFF" w:sz="0"/>
+            </w:tcBorders>
+            <w:tcMar>
+              <w:top w:type="dxa" w:w="90"/>
+              <w:left w:type="dxa" w:w="120"/>
+              <w:bottom w:type="dxa" w:w="90"/>
+              <w:right w:type="dxa" w:w="120"/>
+            </w:tcMar>
+            <w:vAlign w:val="top"/>
+          </w:tcPr>
+          <w:p>
+            <w:pPr>
+              <w:spacing w:after="0" w:line="252"/>
+            </w:pPr>
+            <w:r>
+              <w:rPr>
+                <w:b/>
+                <w:bCs/>
+                <w:color w:val="14304F"/>
+                <w:sz w:val="18"/>
+                <w:szCs w:val="18"/>
+              </w:rPr>
+              <w:t xml:space="preserve">resetKeychainOnReinstall</w:t>
+            </w:r>
+          </w:p>
+        </w:tc>
+        <w:tc>
+          <w:tcPr>
+            <w:tcW w:type="dxa" w:w="6560"/>
+            <w:tcBorders>
+              <w:top w:val="none" w:color="FFFFFF" w:sz="0"/>
+              <w:left w:val="none" w:color="FFFFFF" w:sz="0"/>
+              <w:bottom w:val="single" w:color="D5DCE6" w:sz="4"/>
+              <w:right w:val="none" w:color="FFFFFF" w:sz="0"/>
+            </w:tcBorders>
+            <w:tcMar>
+              <w:top w:type="dxa" w:w="90"/>
+              <w:left w:type="dxa" w:w="120"/>
+              <w:bottom w:type="dxa" w:w="90"/>
+              <w:right w:type="dxa" w:w="120"/>
+            </w:tcMar>
+            <w:vAlign w:val="top"/>
+          </w:tcPr>
+          <w:p>
+            <w:pPr>
+              <w:spacing w:after="0" w:line="252"/>
+            </w:pPr>
+            <w:r>
+              <w:rPr>
+                <w:color w:val="1B2430"/>
+                <w:sz w:val="18"/>
+                <w:szCs w:val="18"/>
+              </w:rPr>
+              <w:t xml:space="preserve">On (§31).</w:t>
+            </w:r>
+          </w:p>
+        </w:tc>
+      </w:tr>
+      <w:tr>
+        <w:trPr>
+          <w:cantSplit/>
+        </w:trPr>
+        <w:tc>
+          <w:tcPr>
+            <w:tcW w:type="dxa" w:w="2800"/>
+            <w:tcBorders>
+              <w:top w:val="none" w:color="FFFFFF" w:sz="0"/>
+              <w:left w:val="none" w:color="FFFFFF" w:sz="0"/>
+              <w:bottom w:val="single" w:color="D5DCE6" w:sz="4"/>
+              <w:right w:val="none" w:color="FFFFFF" w:sz="0"/>
+            </w:tcBorders>
+            <w:shd w:fill="F5F8FC" w:color="auto" w:val="clear"/>
+            <w:tcMar>
+              <w:top w:type="dxa" w:w="90"/>
+              <w:left w:type="dxa" w:w="120"/>
+              <w:bottom w:type="dxa" w:w="90"/>
+              <w:right w:type="dxa" w:w="120"/>
+            </w:tcMar>
+            <w:vAlign w:val="top"/>
+          </w:tcPr>
+          <w:p>
+            <w:pPr>
+              <w:spacing w:after="0" w:line="252"/>
+            </w:pPr>
+            <w:r>
+              <w:rPr>
+                <w:b/>
+                <w:bCs/>
+                <w:color w:val="14304F"/>
+                <w:sz w:val="18"/>
+                <w:szCs w:val="18"/>
+              </w:rPr>
+              <w:t xml:space="preserve">sessionNamespaces</w:t>
+            </w:r>
+          </w:p>
+        </w:tc>
+        <w:tc>
+          <w:tcPr>
+            <w:tcW w:type="dxa" w:w="6560"/>
+            <w:tcBorders>
+              <w:top w:val="none" w:color="FFFFFF" w:sz="0"/>
+              <w:left w:val="none" w:color="FFFFFF" w:sz="0"/>
+              <w:bottom w:val="single" w:color="D5DCE6" w:sz="4"/>
+              <w:right w:val="none" w:color="FFFFFF" w:sz="0"/>
+            </w:tcBorders>
+            <w:shd w:fill="F5F8FC" w:color="auto" w:val="clear"/>
+            <w:tcMar>
+              <w:top w:type="dxa" w:w="90"/>
+              <w:left w:type="dxa" w:w="120"/>
+              <w:bottom w:type="dxa" w:w="90"/>
+              <w:right w:type="dxa" w:w="120"/>
+            </w:tcMar>
+            <w:vAlign w:val="top"/>
+          </w:tcPr>
+          <w:p>
+            <w:pPr>
+              <w:spacing w:after="0" w:line="252"/>
+            </w:pPr>
+            <w:r>
+              <w:rPr>
+                <w:rFonts w:ascii="Menlo" w:cs="Menlo" w:eastAsia="Menlo" w:hAnsi="Menlo"/>
+                <w:color w:val="14304F"/>
+                <w:sz w:val="18"/>
+                <w:szCs w:val="18"/>
+              </w:rPr>
+              <w:t xml:space="preserve">auth</w:t>
+            </w:r>
+            <w:r>
+              <w:rPr>
+                <w:color w:val="1B2430"/>
+                <w:sz w:val="18"/>
+                <w:szCs w:val="18"/>
+              </w:rPr>
+              <w:t xml:space="preserve">, </w:t>
+            </w:r>
+            <w:r>
+              <w:rPr>
+                <w:rFonts w:ascii="Menlo" w:cs="Menlo" w:eastAsia="Menlo" w:hAnsi="Menlo"/>
+                <w:color w:val="14304F"/>
+                <w:sz w:val="18"/>
+                <w:szCs w:val="18"/>
+              </w:rPr>
+              <w:t xml:space="preserve">session</w:t>
+            </w:r>
+            <w:r>
+              <w:rPr>
+                <w:color w:val="1B2430"/>
+                <w:sz w:val="18"/>
+                <w:szCs w:val="18"/>
+              </w:rPr>
+              <w:t xml:space="preserve">, </w:t>
+            </w:r>
+            <w:r>
+              <w:rPr>
+                <w:rFonts w:ascii="Menlo" w:cs="Menlo" w:eastAsia="Menlo" w:hAnsi="Menlo"/>
+                <w:color w:val="14304F"/>
+                <w:sz w:val="18"/>
+                <w:szCs w:val="18"/>
+              </w:rPr>
+              <w:t xml:space="preserve">cache</w:t>
+            </w:r>
+            <w:r>
+              <w:rPr>
+                <w:color w:val="1B2430"/>
+                <w:sz w:val="18"/>
+                <w:szCs w:val="18"/>
+              </w:rPr>
+              <w:t xml:space="preserve">, cleared by </w:t>
+            </w:r>
+            <w:r>
+              <w:rPr>
+                <w:rFonts w:ascii="Menlo" w:cs="Menlo" w:eastAsia="Menlo" w:hAnsi="Menlo"/>
+                <w:color w:val="14304F"/>
+                <w:sz w:val="18"/>
+                <w:szCs w:val="18"/>
+              </w:rPr>
+              <w:t xml:space="preserve">logout()</w:t>
+            </w:r>
+            <w:r>
+              <w:rPr>
+                <w:color w:val="1B2430"/>
+                <w:sz w:val="18"/>
+                <w:szCs w:val="18"/>
+              </w:rPr>
+              <w:t xml:space="preserve"> (§23).</w:t>
+            </w:r>
+          </w:p>
+        </w:tc>
+      </w:tr>
+      <w:tr>
+        <w:trPr>
+          <w:cantSplit/>
+        </w:trPr>
+        <w:tc>
+          <w:tcPr>
+            <w:tcW w:type="dxa" w:w="2800"/>
+            <w:tcBorders>
+              <w:top w:val="none" w:color="FFFFFF" w:sz="0"/>
+              <w:left w:val="none" w:color="FFFFFF" w:sz="0"/>
+              <w:bottom w:val="single" w:color="D5DCE6" w:sz="4"/>
+              <w:right w:val="none" w:color="FFFFFF" w:sz="0"/>
+            </w:tcBorders>
+            <w:tcMar>
+              <w:top w:type="dxa" w:w="90"/>
+              <w:left w:type="dxa" w:w="120"/>
+              <w:bottom w:type="dxa" w:w="90"/>
+              <w:right w:type="dxa" w:w="120"/>
+            </w:tcMar>
+            <w:vAlign w:val="top"/>
+          </w:tcPr>
+          <w:p>
+            <w:pPr>
+              <w:spacing w:after="0" w:line="252"/>
+            </w:pPr>
+            <w:r>
+              <w:rPr>
+                <w:b/>
+                <w:bCs/>
+                <w:color w:val="14304F"/>
+                <w:sz w:val="18"/>
+                <w:szCs w:val="18"/>
+              </w:rPr>
+              <w:t xml:space="preserve">loggingEnabled</w:t>
+            </w:r>
+          </w:p>
+        </w:tc>
+        <w:tc>
+          <w:tcPr>
+            <w:tcW w:type="dxa" w:w="6560"/>
+            <w:tcBorders>
+              <w:top w:val="none" w:color="FFFFFF" w:sz="0"/>
+              <w:left w:val="none" w:color="FFFFFF" w:sz="0"/>
+              <w:bottom w:val="single" w:color="D5DCE6" w:sz="4"/>
+              <w:right w:val="none" w:color="FFFFFF" w:sz="0"/>
+            </w:tcBorders>
+            <w:tcMar>
+              <w:top w:type="dxa" w:w="90"/>
+              <w:left w:type="dxa" w:w="120"/>
+              <w:bottom w:type="dxa" w:w="90"/>
+              <w:right w:type="dxa" w:w="120"/>
+            </w:tcMar>
+            <w:vAlign w:val="top"/>
+          </w:tcPr>
+          <w:p>
+            <w:pPr>
+              <w:spacing w:after="0" w:line="252"/>
+            </w:pPr>
+            <w:r>
+              <w:rPr>
+                <w:color w:val="1B2430"/>
+                <w:sz w:val="18"/>
+                <w:szCs w:val="18"/>
+              </w:rPr>
+              <w:t xml:space="preserve">Off (§26).</w:t>
+            </w:r>
+          </w:p>
+        </w:tc>
+      </w:tr>
+      <w:tr>
+        <w:trPr>
+          <w:cantSplit/>
+        </w:trPr>
+        <w:tc>
+          <w:tcPr>
+            <w:tcW w:type="dxa" w:w="2800"/>
+            <w:tcBorders>
+              <w:top w:val="none" w:color="FFFFFF" w:sz="0"/>
+              <w:left w:val="none" w:color="FFFFFF" w:sz="0"/>
+              <w:bottom w:val="single" w:color="D5DCE6" w:sz="4"/>
+              <w:right w:val="none" w:color="FFFFFF" w:sz="0"/>
+            </w:tcBorders>
+            <w:shd w:fill="F5F8FC" w:color="auto" w:val="clear"/>
+            <w:tcMar>
+              <w:top w:type="dxa" w:w="90"/>
+              <w:left w:type="dxa" w:w="120"/>
+              <w:bottom w:type="dxa" w:w="90"/>
+              <w:right w:type="dxa" w:w="120"/>
+            </w:tcMar>
+            <w:vAlign w:val="top"/>
+          </w:tcPr>
+          <w:p>
+            <w:pPr>
+              <w:spacing w:after="0" w:line="252"/>
+            </w:pPr>
+            <w:r>
+              <w:rPr>
+                <w:b/>
+                <w:bCs/>
+                <w:color w:val="14304F"/>
+                <w:sz w:val="18"/>
+                <w:szCs w:val="18"/>
+              </w:rPr>
+              <w:t xml:space="preserve">keychain, capabilities, keyProtector, clock</w:t>
+            </w:r>
+          </w:p>
+        </w:tc>
+        <w:tc>
+          <w:tcPr>
+            <w:tcW w:type="dxa" w:w="6560"/>
+            <w:tcBorders>
+              <w:top w:val="none" w:color="FFFFFF" w:sz="0"/>
+              <w:left w:val="none" w:color="FFFFFF" w:sz="0"/>
+              <w:bottom w:val="single" w:color="D5DCE6" w:sz="4"/>
+              <w:right w:val="none" w:color="FFFFFF" w:sz="0"/>
+            </w:tcBorders>
+            <w:shd w:fill="F5F8FC" w:color="auto" w:val="clear"/>
+            <w:tcMar>
+              <w:top w:type="dxa" w:w="90"/>
+              <w:left w:type="dxa" w:w="120"/>
+              <w:bottom w:type="dxa" w:w="90"/>
+              <w:right w:type="dxa" w:w="120"/>
+            </w:tcMar>
+            <w:vAlign w:val="top"/>
+          </w:tcPr>
+          <w:p>
+            <w:pPr>
+              <w:spacing w:after="0" w:line="252"/>
+            </w:pPr>
+            <w:r>
+              <w:rPr>
+                <w:color w:val="1B2430"/>
+                <w:sz w:val="18"/>
+                <w:szCs w:val="18"/>
+              </w:rPr>
+              <w:t xml:space="preserve">Overrides for tests and previews. </w:t>
+            </w:r>
+            <w:r>
+              <w:rPr>
+                <w:rFonts w:ascii="Menlo" w:cs="Menlo" w:eastAsia="Menlo" w:hAnsi="Menlo"/>
+                <w:color w:val="14304F"/>
+                <w:sz w:val="18"/>
+                <w:szCs w:val="18"/>
+              </w:rPr>
+              <w:t xml:space="preserve">Configuration.testing()</w:t>
+            </w:r>
+            <w:r>
+              <w:rPr>
+                <w:color w:val="1B2430"/>
+                <w:sz w:val="18"/>
+                <w:szCs w:val="18"/>
+              </w:rPr>
+              <w:t xml:space="preserve"> gives an in-memory Keychain, fixed capabilities, identifier </w:t>
+            </w:r>
+            <w:r>
+              <w:rPr>
+                <w:rFonts w:ascii="Menlo" w:cs="Menlo" w:eastAsia="Menlo" w:hAnsi="Menlo"/>
+                <w:color w:val="14304F"/>
+                <w:sz w:val="18"/>
+                <w:szCs w:val="18"/>
+              </w:rPr>
+              <w:t xml:space="preserve">test</w:t>
+            </w:r>
+            <w:r>
+              <w:rPr>
+                <w:color w:val="1B2430"/>
+                <w:sz w:val="18"/>
+                <w:szCs w:val="18"/>
+              </w:rPr>
+              <w:t xml:space="preserve">, no Secure Enclave and a temporary directory.</w:t>
             </w:r>
           </w:p>
         </w:tc>
@@ -8607,7 +9942,7 @@
                 <w:sz w:val="18"/>
                 <w:szCs w:val="18"/>
               </w:rPr>
-              <w:t xml:space="preserve">Value, record and chunk encryption</w:t>
+              <w:t xml:space="preserve">Value and record encryption</w:t>
             </w:r>
           </w:p>
         </w:tc>
@@ -8677,7 +10012,7 @@
                 <w:sz w:val="18"/>
                 <w:szCs w:val="18"/>
               </w:rPr>
-              <w:t xml:space="preserve">Sub-key derivation</w:t>
+              <w:t xml:space="preserve">File chunk encryption</w:t>
             </w:r>
           </w:p>
         </w:tc>
@@ -8709,7 +10044,7 @@
                 <w:sz w:val="18"/>
                 <w:szCs w:val="18"/>
               </w:rPr>
-              <w:t xml:space="preserve">HKDF-SHA256</w:t>
+              <w:t xml:space="preserve">AES-256-GCM with a per-file key; nonce = random 7-byte prefix ‖ 4-byte counter ‖ last-chunk flag (§19)</w:t>
             </w:r>
           </w:p>
         </w:tc>
@@ -8747,7 +10082,7 @@
                 <w:sz w:val="18"/>
                 <w:szCs w:val="18"/>
               </w:rPr>
-              <w:t xml:space="preserve">Blind indexes for record ids</w:t>
+              <w:t xml:space="preserve">Sub-key derivation</w:t>
             </w:r>
           </w:p>
         </w:tc>
@@ -8778,7 +10113,7 @@
                 <w:sz w:val="18"/>
                 <w:szCs w:val="18"/>
               </w:rPr>
-              <w:t xml:space="preserve">HMAC-SHA256</w:t>
+              <w:t xml:space="preserve">HKDF-SHA256</w:t>
             </w:r>
           </w:p>
         </w:tc>
@@ -8817,7 +10152,7 @@
                 <w:sz w:val="18"/>
                 <w:szCs w:val="18"/>
               </w:rPr>
-              <w:t xml:space="preserve">Key wrapping in the Secure Enclave</w:t>
+              <w:t xml:space="preserve">Blind indexes for record ids</w:t>
             </w:r>
           </w:p>
         </w:tc>
@@ -8849,7 +10184,7 @@
                 <w:sz w:val="18"/>
                 <w:szCs w:val="18"/>
               </w:rPr>
-              <w:t xml:space="preserve">P-256 ECDH (Secure Enclave key) + HKDF-SHA256 + AES-256-GCM (ECIES)</w:t>
+              <w:t xml:space="preserve">HMAC-SHA256</w:t>
             </w:r>
           </w:p>
         </w:tc>
@@ -8887,6 +10222,76 @@
                 <w:sz w:val="18"/>
                 <w:szCs w:val="18"/>
               </w:rPr>
+              <w:t xml:space="preserve">Key wrapping in the Secure Enclave</w:t>
+            </w:r>
+          </w:p>
+        </w:tc>
+        <w:tc>
+          <w:tcPr>
+            <w:tcW w:type="dxa" w:w="5560"/>
+            <w:tcBorders>
+              <w:top w:val="none" w:color="FFFFFF" w:sz="0"/>
+              <w:left w:val="none" w:color="FFFFFF" w:sz="0"/>
+              <w:bottom w:val="single" w:color="D5DCE6" w:sz="4"/>
+              <w:right w:val="none" w:color="FFFFFF" w:sz="0"/>
+            </w:tcBorders>
+            <w:tcMar>
+              <w:top w:type="dxa" w:w="90"/>
+              <w:left w:type="dxa" w:w="120"/>
+              <w:bottom w:type="dxa" w:w="90"/>
+              <w:right w:type="dxa" w:w="120"/>
+            </w:tcMar>
+            <w:vAlign w:val="top"/>
+          </w:tcPr>
+          <w:p>
+            <w:pPr>
+              <w:spacing w:after="0" w:line="252"/>
+            </w:pPr>
+            <w:r>
+              <w:rPr>
+                <w:color w:val="1B2430"/>
+                <w:sz w:val="18"/>
+                <w:szCs w:val="18"/>
+              </w:rPr>
+              <w:t xml:space="preserve">P-256 ECDH (Secure Enclave key) + HKDF-SHA256 + AES-256-GCM (ECIES)</w:t>
+            </w:r>
+          </w:p>
+        </w:tc>
+      </w:tr>
+      <w:tr>
+        <w:trPr>
+          <w:cantSplit/>
+        </w:trPr>
+        <w:tc>
+          <w:tcPr>
+            <w:tcW w:type="dxa" w:w="3800"/>
+            <w:tcBorders>
+              <w:top w:val="none" w:color="FFFFFF" w:sz="0"/>
+              <w:left w:val="none" w:color="FFFFFF" w:sz="0"/>
+              <w:bottom w:val="single" w:color="D5DCE6" w:sz="4"/>
+              <w:right w:val="none" w:color="FFFFFF" w:sz="0"/>
+            </w:tcBorders>
+            <w:shd w:fill="F5F8FC" w:color="auto" w:val="clear"/>
+            <w:tcMar>
+              <w:top w:type="dxa" w:w="90"/>
+              <w:left w:type="dxa" w:w="120"/>
+              <w:bottom w:type="dxa" w:w="90"/>
+              <w:right w:type="dxa" w:w="120"/>
+            </w:tcMar>
+            <w:vAlign w:val="top"/>
+          </w:tcPr>
+          <w:p>
+            <w:pPr>
+              <w:spacing w:after="0" w:line="252"/>
+            </w:pPr>
+            <w:r>
+              <w:rPr>
+                <w:b/>
+                <w:bCs/>
+                <w:color w:val="14304F"/>
+                <w:sz w:val="18"/>
+                <w:szCs w:val="18"/>
+              </w:rPr>
               <w:t xml:space="preserve">Hashing of file and namespace names</w:t>
             </w:r>
           </w:p>
@@ -8900,6 +10305,7 @@
               <w:bottom w:val="single" w:color="D5DCE6" w:sz="4"/>
               <w:right w:val="none" w:color="FFFFFF" w:sz="0"/>
             </w:tcBorders>
+            <w:shd w:fill="F5F8FC" w:color="auto" w:val="clear"/>
             <w:tcMar>
               <w:top w:type="dxa" w:w="90"/>
               <w:left w:type="dxa" w:w="120"/>
@@ -9486,7 +10892,126 @@
                 <w:sz w:val="18"/>
                 <w:szCs w:val="18"/>
               </w:rPr>
-              <w:t xml:space="preserve">JSON: algorithm, key purpose, key domain, key version, created-at, expires-at</w:t>
+              <w:t xml:space="preserve">JSON with sorted keys: </w:t>
+            </w:r>
+            <w:r>
+              <w:rPr>
+                <w:rFonts w:ascii="Menlo" w:cs="Menlo" w:eastAsia="Menlo" w:hAnsi="Menlo"/>
+                <w:color w:val="14304F"/>
+                <w:sz w:val="18"/>
+                <w:szCs w:val="18"/>
+              </w:rPr>
+              <w:t xml:space="preserve">alg</w:t>
+            </w:r>
+            <w:r>
+              <w:rPr>
+                <w:color w:val="1B2430"/>
+                <w:sz w:val="18"/>
+                <w:szCs w:val="18"/>
+              </w:rPr>
+              <w:t xml:space="preserve"> (</w:t>
+            </w:r>
+            <w:r>
+              <w:rPr>
+                <w:rFonts w:ascii="Menlo" w:cs="Menlo" w:eastAsia="Menlo" w:hAnsi="Menlo"/>
+                <w:color w:val="14304F"/>
+                <w:sz w:val="18"/>
+                <w:szCs w:val="18"/>
+              </w:rPr>
+              <w:t xml:space="preserve">A256GCM</w:t>
+            </w:r>
+            <w:r>
+              <w:rPr>
+                <w:color w:val="1B2430"/>
+                <w:sz w:val="18"/>
+                <w:szCs w:val="18"/>
+              </w:rPr>
+              <w:t xml:space="preserve">), </w:t>
+            </w:r>
+            <w:r>
+              <w:rPr>
+                <w:rFonts w:ascii="Menlo" w:cs="Menlo" w:eastAsia="Menlo" w:hAnsi="Menlo"/>
+                <w:color w:val="14304F"/>
+                <w:sz w:val="18"/>
+                <w:szCs w:val="18"/>
+              </w:rPr>
+              <w:t xml:space="preserve">kp</w:t>
+            </w:r>
+            <w:r>
+              <w:rPr>
+                <w:color w:val="1B2430"/>
+                <w:sz w:val="18"/>
+                <w:szCs w:val="18"/>
+              </w:rPr>
+              <w:t xml:space="preserve"> key purpose, </w:t>
+            </w:r>
+            <w:r>
+              <w:rPr>
+                <w:rFonts w:ascii="Menlo" w:cs="Menlo" w:eastAsia="Menlo" w:hAnsi="Menlo"/>
+                <w:color w:val="14304F"/>
+                <w:sz w:val="18"/>
+                <w:szCs w:val="18"/>
+              </w:rPr>
+              <w:t xml:space="preserve">kd</w:t>
+            </w:r>
+            <w:r>
+              <w:rPr>
+                <w:color w:val="1B2430"/>
+                <w:sz w:val="18"/>
+                <w:szCs w:val="18"/>
+              </w:rPr>
+              <w:t xml:space="preserve"> key domain, </w:t>
+            </w:r>
+            <w:r>
+              <w:rPr>
+                <w:rFonts w:ascii="Menlo" w:cs="Menlo" w:eastAsia="Menlo" w:hAnsi="Menlo"/>
+                <w:color w:val="14304F"/>
+                <w:sz w:val="18"/>
+                <w:szCs w:val="18"/>
+              </w:rPr>
+              <w:t xml:space="preserve">kv</w:t>
+            </w:r>
+            <w:r>
+              <w:rPr>
+                <w:color w:val="1B2430"/>
+                <w:sz w:val="18"/>
+                <w:szCs w:val="18"/>
+              </w:rPr>
+              <w:t xml:space="preserve"> key version, </w:t>
+            </w:r>
+            <w:r>
+              <w:rPr>
+                <w:rFonts w:ascii="Menlo" w:cs="Menlo" w:eastAsia="Menlo" w:hAnsi="Menlo"/>
+                <w:color w:val="14304F"/>
+                <w:sz w:val="18"/>
+                <w:szCs w:val="18"/>
+              </w:rPr>
+              <w:t xml:space="preserve">ca</w:t>
+            </w:r>
+            <w:r>
+              <w:rPr>
+                <w:color w:val="1B2430"/>
+                <w:sz w:val="18"/>
+                <w:szCs w:val="18"/>
+              </w:rPr>
+              <w:t xml:space="preserve"> created-at, </w:t>
+            </w:r>
+            <w:r>
+              <w:rPr>
+                <w:rFonts w:ascii="Menlo" w:cs="Menlo" w:eastAsia="Menlo" w:hAnsi="Menlo"/>
+                <w:color w:val="14304F"/>
+                <w:sz w:val="18"/>
+                <w:szCs w:val="18"/>
+              </w:rPr>
+              <w:t xml:space="preserve">ea</w:t>
+            </w:r>
+            <w:r>
+              <w:rPr>
+                <w:color w:val="1B2430"/>
+                <w:sz w:val="18"/>
+                <w:szCs w:val="18"/>
+              </w:rPr>
+              <w:t xml:space="preserve"> expires-at (dates as seconds since 1970)</w:t>
             </w:r>
           </w:p>
         </w:tc>
@@ -9599,19 +11124,19 @@
     </w:p>
     <w:p>
       <w:r>
-        <w:t xml:space="preserve">The associated data is the magic, version, length and header bytes plus a location context: SHA-256 of </w:t>
-      </w:r>
-      <w:r>
-        <w:rPr>
-          <w:rFonts w:ascii="Menlo" w:cs="Menlo" w:eastAsia="Menlo" w:hAnsi="Menlo"/>
-          <w:color w:val="14304F"/>
-          <w:sz w:val="19"/>
-          <w:szCs w:val="19"/>
-        </w:rPr>
-        <w:t xml:space="preserve">vaultID|namespace|key</w:t>
-      </w:r>
-      <w:r>
-        <w:t xml:space="preserve"> (or the record or file equivalent). Changing the expiry, the key version, or moving a ciphertext to another key or record fails authentication with </w:t>
+        <w:t xml:space="preserve">The associated data is the magic, version, length and header bytes plus a location context: SHA-256 of vaultID, namespace and key joined with U+001F. Database records use their type and id tags; files use SHA-256 of vaultID, </w:t>
+      </w:r>
+      <w:r>
+        <w:rPr>
+          <w:rFonts w:ascii="Menlo" w:cs="Menlo" w:eastAsia="Menlo" w:hAnsi="Menlo"/>
+          <w:color w:val="14304F"/>
+          <w:sz w:val="19"/>
+          <w:szCs w:val="19"/>
+        </w:rPr>
+        <w:t xml:space="preserve">files</w:t>
+      </w:r>
+      <w:r>
+        <w:t xml:space="preserve">, namespace and name. Changing the expiry, the key version, or moving a ciphertext to another key or record fails authentication with </w:t>
       </w:r>
       <w:r>
         <w:rPr>
@@ -9707,10 +11232,10 @@
           <w:sz w:val="19"/>
           <w:szCs w:val="19"/>
         </w:rPr>
-        <w:t xml:space="preserve">db.&lt;name&gt;</w:t>
-      </w:r>
-      <w:r>
-        <w:t xml:space="preserve"> (one per database). The protection domain is the pair (accessibility, device-only), which gives five domains: when-unlocked local/portable, after-first-unlock local/portable, and when-passcode-set local.</w:t>
+        <w:t xml:space="preserve">db.&lt;first 16 hex characters of SHA-256(database name)&gt;</w:t>
+      </w:r>
+      <w:r>
+        <w:t xml:space="preserve"> (one per database, so the name never appears in the Keychain). The protection domain is the pair (accessibility, device-only), which gives five domains: when-unlocked local/portable, after-first-unlock local/portable, and when-passcode-set local.</w:t>
       </w:r>
     </w:p>
     <w:p>
@@ -9810,7 +11335,7 @@
         <w:spacing w:after="80"/>
       </w:pPr>
       <w:r>
-        <w:t xml:space="preserve">Unwrapped keys are cached in memory. The cache is cleared by </w:t>
+        <w:t xml:space="preserve">Unwrapped keys are cached in memory. </w:t>
       </w:r>
       <w:r>
         <w:rPr>
@@ -9822,7 +11347,7 @@
         <w:t xml:space="preserve">vault.lock()</w:t>
       </w:r>
       <w:r>
-        <w:t xml:space="preserve"> and, for when-unlocked domains, when the device locks.</w:t>
+        <w:t xml:space="preserve"> clears the cache and closes open databases. When the device locks (iOS and Mac Catalyst), every key except after-first-unlock keys is dropped.</w:t>
       </w:r>
     </w:p>
     <w:p>
@@ -9904,7 +11429,79 @@
         <w:spacing w:after="80"/>
       </w:pPr>
       <w:r>
-        <w:t xml:space="preserve">The Secure Enclave holds only P-256 keys, so it wraps data keys rather than storing them. One Secure Enclave key-agreement key per vault is created and its opaque handle kept in the Keychain.</w:t>
+        <w:t xml:space="preserve">The Secure Enclave holds only P-256 keys, so it wraps data keys rather than storing them. One Secure Enclave key-agreement key per vault is created; its opaque handle is stored at service </w:t>
+      </w:r>
+      <w:r>
+        <w:rPr>
+          <w:rFonts w:ascii="Menlo" w:cs="Menlo" w:eastAsia="Menlo" w:hAnsi="Menlo"/>
+          <w:color w:val="14304F"/>
+          <w:sz w:val="19"/>
+          <w:szCs w:val="19"/>
+        </w:rPr>
+        <w:t xml:space="preserve">&lt;vaultID&gt;.keys</w:t>
+      </w:r>
+      <w:r>
+        <w:t xml:space="preserve">, account </w:t>
+      </w:r>
+      <w:r>
+        <w:rPr>
+          <w:rFonts w:ascii="Menlo" w:cs="Menlo" w:eastAsia="Menlo" w:hAnsi="Menlo"/>
+          <w:color w:val="14304F"/>
+          <w:sz w:val="19"/>
+          <w:szCs w:val="19"/>
+        </w:rPr>
+        <w:t xml:space="preserve">kek|secure-enclave</w:t>
+      </w:r>
+      <w:r>
+        <w:t xml:space="preserve"> (after first unlock, device-only). Stored keys start with </w:t>
+      </w:r>
+      <w:r>
+        <w:rPr>
+          <w:rFonts w:ascii="Menlo" w:cs="Menlo" w:eastAsia="Menlo" w:hAnsi="Menlo"/>
+          <w:color w:val="14304F"/>
+          <w:sz w:val="19"/>
+          <w:szCs w:val="19"/>
+        </w:rPr>
+        <w:t xml:space="preserve">0x00</w:t>
+      </w:r>
+      <w:r>
+        <w:t xml:space="preserve"> (raw) or </w:t>
+      </w:r>
+      <w:r>
+        <w:rPr>
+          <w:rFonts w:ascii="Menlo" w:cs="Menlo" w:eastAsia="Menlo" w:hAnsi="Menlo"/>
+          <w:color w:val="14304F"/>
+          <w:sz w:val="19"/>
+          <w:szCs w:val="19"/>
+        </w:rPr>
+        <w:t xml:space="preserve">0x01</w:t>
+      </w:r>
+      <w:r>
+        <w:t xml:space="preserve"> (wrapped). </w:t>
+      </w:r>
+      <w:r>
+        <w:rPr>
+          <w:rFonts w:ascii="Menlo" w:cs="Menlo" w:eastAsia="Menlo" w:hAnsi="Menlo"/>
+          <w:color w:val="14304F"/>
+          <w:sz w:val="19"/>
+          <w:szCs w:val="19"/>
+        </w:rPr>
+        <w:t xml:space="preserve">Configuration.keyProtector</w:t>
+      </w:r>
+      <w:r>
+        <w:t xml:space="preserve"> can replace the protector; </w:t>
+      </w:r>
+      <w:r>
+        <w:rPr>
+          <w:rFonts w:ascii="Menlo" w:cs="Menlo" w:eastAsia="Menlo" w:hAnsi="Menlo"/>
+          <w:color w:val="14304F"/>
+          <w:sz w:val="19"/>
+          <w:szCs w:val="19"/>
+        </w:rPr>
+        <w:t xml:space="preserve">SoftwareKeyProtector</w:t>
+      </w:r>
+      <w:r>
+        <w:t xml:space="preserve"> is a software stand-in for tests and simulators only.</w:t>
       </w:r>
     </w:p>
     <w:p>
@@ -9995,10 +11592,22 @@
           <w:sz w:val="19"/>
           <w:szCs w:val="19"/>
         </w:rPr>
-        <w:t xml:space="preserve">try await vault.rotateKeys()</w:t>
-      </w:r>
-      <w:r>
-        <w:t xml:space="preserve"> rotates every purpose and domain in use and returns a </w:t>
+        <w:t xml:space="preserve">try await vault.rotateKeys(databases:)</w:t>
+      </w:r>
+      <w:r>
+        <w:t xml:space="preserve"> rotates every key-value and file key in use, plus databases opened in this process or named in </w:t>
+      </w:r>
+      <w:r>
+        <w:rPr>
+          <w:rFonts w:ascii="Menlo" w:cs="Menlo" w:eastAsia="Menlo" w:hAnsi="Menlo"/>
+          <w:color w:val="14304F"/>
+          <w:sz w:val="19"/>
+          <w:szCs w:val="19"/>
+        </w:rPr>
+        <w:t xml:space="preserve">databases:</w:t>
+      </w:r>
+      <w:r>
+        <w:t xml:space="preserve">, and returns a </w:t>
       </w:r>
       <w:r>
         <w:rPr>
@@ -10010,7 +11619,79 @@
         <w:t xml:space="preserve">KeyRotationReport</w:t>
       </w:r>
       <w:r>
-        <w:t xml:space="preserve">.</w:t>
+        <w:t xml:space="preserve"> (</w:t>
+      </w:r>
+      <w:r>
+        <w:rPr>
+          <w:rFonts w:ascii="Menlo" w:cs="Menlo" w:eastAsia="Menlo" w:hAnsi="Menlo"/>
+          <w:color w:val="14304F"/>
+          <w:sz w:val="19"/>
+          <w:szCs w:val="19"/>
+        </w:rPr>
+        <w:t xml:space="preserve">reencryptedItems</w:t>
+      </w:r>
+      <w:r>
+        <w:t xml:space="preserve">, </w:t>
+      </w:r>
+      <w:r>
+        <w:rPr>
+          <w:rFonts w:ascii="Menlo" w:cs="Menlo" w:eastAsia="Menlo" w:hAnsi="Menlo"/>
+          <w:color w:val="14304F"/>
+          <w:sz w:val="19"/>
+          <w:szCs w:val="19"/>
+        </w:rPr>
+        <w:t xml:space="preserve">skippedItems</w:t>
+      </w:r>
+      <w:r>
+        <w:t xml:space="preserve">, </w:t>
+      </w:r>
+      <w:r>
+        <w:rPr>
+          <w:rFonts w:ascii="Menlo" w:cs="Menlo" w:eastAsia="Menlo" w:hAnsi="Menlo"/>
+          <w:color w:val="14304F"/>
+          <w:sz w:val="19"/>
+          <w:szCs w:val="19"/>
+        </w:rPr>
+        <w:t xml:space="preserve">reencryptedRecords</w:t>
+      </w:r>
+      <w:r>
+        <w:t xml:space="preserve">, </w:t>
+      </w:r>
+      <w:r>
+        <w:rPr>
+          <w:rFonts w:ascii="Menlo" w:cs="Menlo" w:eastAsia="Menlo" w:hAnsi="Menlo"/>
+          <w:color w:val="14304F"/>
+          <w:sz w:val="19"/>
+          <w:szCs w:val="19"/>
+        </w:rPr>
+        <w:t xml:space="preserve">reencryptedFiles</w:t>
+      </w:r>
+      <w:r>
+        <w:t xml:space="preserve">, </w:t>
+      </w:r>
+      <w:r>
+        <w:rPr>
+          <w:rFonts w:ascii="Menlo" w:cs="Menlo" w:eastAsia="Menlo" w:hAnsi="Menlo"/>
+          <w:color w:val="14304F"/>
+          <w:sz w:val="19"/>
+          <w:szCs w:val="19"/>
+        </w:rPr>
+        <w:t xml:space="preserve">retiredKeyVersions</w:t>
+      </w:r>
+      <w:r>
+        <w:t xml:space="preserve">, </w:t>
+      </w:r>
+      <w:r>
+        <w:rPr>
+          <w:rFonts w:ascii="Menlo" w:cs="Menlo" w:eastAsia="Menlo" w:hAnsi="Menlo"/>
+          <w:color w:val="14304F"/>
+          <w:sz w:val="19"/>
+          <w:szCs w:val="19"/>
+        </w:rPr>
+        <w:t xml:space="preserve">isComplete</w:t>
+      </w:r>
+      <w:r>
+        <w:t xml:space="preserve">).</w:t>
       </w:r>
     </w:p>
     <w:p>
@@ -10062,7 +11743,7 @@
         <w:spacing w:after="80"/>
       </w:pPr>
       <w:r>
-        <w:t xml:space="preserve">Delete an old key version only when no item still references it.</w:t>
+        <w:t xml:space="preserve">Delete old key versions last. For key-value data, if any item needing authentication was skipped, every old key-value version is kept.</w:t>
       </w:r>
     </w:p>
     <w:p>
@@ -10074,7 +11755,19 @@
         <w:t xml:space="preserve">Crash safety:</w:t>
       </w:r>
       <w:r>
-        <w:t xml:space="preserve"> every envelope names its key version, and old versions are deleted last. An interrupted rotation leaves a mix of versions that are all still readable; calling </w:t>
+        <w:t xml:space="preserve"> every envelope names its key version, and old versions are deleted last. An interrupted rotation leaves a mix of versions that are all still readable. </w:t>
+      </w:r>
+      <w:r>
+        <w:rPr>
+          <w:rFonts w:ascii="Menlo" w:cs="Menlo" w:eastAsia="Menlo" w:hAnsi="Menlo"/>
+          <w:color w:val="14304F"/>
+          <w:sz w:val="19"/>
+          <w:szCs w:val="19"/>
+        </w:rPr>
+        <w:t xml:space="preserve">completePendingRotations()</w:t>
+      </w:r>
+      <w:r>
+        <w:t xml:space="preserve"> finishes interrupted key-value rotation; calling </w:t>
       </w:r>
       <w:r>
         <w:rPr>
@@ -10086,19 +11779,7 @@
         <w:t xml:space="preserve">rotateKeys()</w:t>
       </w:r>
       <w:r>
-        <w:t xml:space="preserve"> or </w:t>
-      </w:r>
-      <w:r>
-        <w:rPr>
-          <w:rFonts w:ascii="Menlo" w:cs="Menlo" w:eastAsia="Menlo" w:hAnsi="Menlo"/>
-          <w:color w:val="14304F"/>
-          <w:sz w:val="19"/>
-          <w:szCs w:val="19"/>
-        </w:rPr>
-        <w:t xml:space="preserve">completePendingRotations()</w:t>
-      </w:r>
-      <w:r>
-        <w:t xml:space="preserve"> again finishes the work. No journal is needed.</w:t>
+        <w:t xml:space="preserve"> again finishes file rotation; a database cleans up an uncommitted key version the next time it opens. No journal is needed.</w:t>
       </w:r>
     </w:p>
     <w:p>
@@ -10283,7 +11964,19 @@
         <w:spacing w:after="80"/>
       </w:pPr>
       <w:r>
-        <w:t xml:space="preserve">One database file per name, in a directory with the policy's file protection, which new WAL and SHM files inherit.</w:t>
+        <w:t xml:space="preserve">Each database lives in its own folder, </w:t>
+      </w:r>
+      <w:r>
+        <w:rPr>
+          <w:rFonts w:ascii="Menlo" w:cs="Menlo" w:eastAsia="Menlo" w:hAnsi="Menlo"/>
+          <w:color w:val="14304F"/>
+          <w:sz w:val="19"/>
+          <w:szCs w:val="19"/>
+        </w:rPr>
+        <w:t xml:space="preserve">databases/&lt;hex SHA-256("db", name)&gt;/records.sqlite</w:t>
+      </w:r>
+      <w:r>
+        <w:t xml:space="preserve">, created with the policy's file protection, which the WAL and SHM files inherit. The folder of a device-only database is excluded from backup.</w:t>
       </w:r>
     </w:p>
     <w:p>
@@ -10346,7 +12039,7 @@
         <w:spacing w:after="80"/>
       </w:pPr>
       <w:r>
-        <w:t xml:space="preserve">The policy is fixed when the database is created and recorded in </w:t>
+        <w:t xml:space="preserve">The protection domain (accessibility and device-only) is fixed when the database is created and recorded in </w:t>
       </w:r>
       <w:r>
         <w:rPr>
@@ -10358,7 +12051,161 @@
         <w:t xml:space="preserve">meta</w:t>
       </w:r>
       <w:r>
-        <w:t xml:space="preserve">. Reopening with a different policy uses the recorded one and logs a warning.</w:t>
+        <w:t xml:space="preserve"> with </w:t>
+      </w:r>
+      <w:r>
+        <w:rPr>
+          <w:rFonts w:ascii="Menlo" w:cs="Menlo" w:eastAsia="Menlo" w:hAnsi="Menlo"/>
+          <w:color w:val="14304F"/>
+          <w:sz w:val="19"/>
+          <w:szCs w:val="19"/>
+        </w:rPr>
+        <w:t xml:space="preserve">keyVersion</w:t>
+      </w:r>
+      <w:r>
+        <w:t xml:space="preserve"> and </w:t>
+      </w:r>
+      <w:r>
+        <w:rPr>
+          <w:rFonts w:ascii="Menlo" w:cs="Menlo" w:eastAsia="Menlo" w:hAnsi="Menlo"/>
+          <w:color w:val="14304F"/>
+          <w:sz w:val="19"/>
+          <w:szCs w:val="19"/>
+        </w:rPr>
+        <w:t xml:space="preserve">format</w:t>
+      </w:r>
+      <w:r>
+        <w:t xml:space="preserve">. Reopening with a different policy keeps the recorded domain and logs a warning when logging is on.</w:t>
+      </w:r>
+    </w:p>
+    <w:p>
+      <w:pPr>
+        <w:pStyle w:val="ListParagraph"/>
+        <w:numPr>
+          <w:ilvl w:val="0"/>
+          <w:numId w:val="2"/>
+        </w:numPr>
+        <w:spacing w:after="80"/>
+      </w:pPr>
+      <w:r>
+        <w:rPr>
+          <w:rFonts w:ascii="Menlo" w:cs="Menlo" w:eastAsia="Menlo" w:hAnsi="Menlo"/>
+          <w:color w:val="14304F"/>
+          <w:sz w:val="19"/>
+          <w:szCs w:val="19"/>
+        </w:rPr>
+        <w:t xml:space="preserve">database(_:policy:)</w:t>
+      </w:r>
+      <w:r>
+        <w:t xml:space="preserve"> defaults to </w:t>
+      </w:r>
+      <w:r>
+        <w:rPr>
+          <w:rFonts w:ascii="Menlo" w:cs="Menlo" w:eastAsia="Menlo" w:hAnsi="Menlo"/>
+          <w:color w:val="14304F"/>
+          <w:sz w:val="19"/>
+          <w:szCs w:val="19"/>
+        </w:rPr>
+        <w:t xml:space="preserve">.highlySensitive</w:t>
+      </w:r>
+      <w:r>
+        <w:t xml:space="preserve"> and rejects policies that require user authentication. </w:t>
+      </w:r>
+      <w:r>
+        <w:rPr>
+          <w:rFonts w:ascii="Menlo" w:cs="Menlo" w:eastAsia="Menlo" w:hAnsi="Menlo"/>
+          <w:color w:val="14304F"/>
+          <w:sz w:val="19"/>
+          <w:szCs w:val="19"/>
+        </w:rPr>
+        <w:t xml:space="preserve">SecureRecord.recordType</w:t>
+      </w:r>
+      <w:r>
+        <w:t xml:space="preserve"> defaults to the Swift type name and can be overridden. An untyped API (</w:t>
+      </w:r>
+      <w:r>
+        <w:rPr>
+          <w:rFonts w:ascii="Menlo" w:cs="Menlo" w:eastAsia="Menlo" w:hAnsi="Menlo"/>
+          <w:color w:val="14304F"/>
+          <w:sz w:val="19"/>
+          <w:szCs w:val="19"/>
+        </w:rPr>
+        <w:t xml:space="preserve">putData</w:t>
+      </w:r>
+      <w:r>
+        <w:t xml:space="preserve">, </w:t>
+      </w:r>
+      <w:r>
+        <w:rPr>
+          <w:rFonts w:ascii="Menlo" w:cs="Menlo" w:eastAsia="Menlo" w:hAnsi="Menlo"/>
+          <w:color w:val="14304F"/>
+          <w:sz w:val="19"/>
+          <w:szCs w:val="19"/>
+        </w:rPr>
+        <w:t xml:space="preserve">data</w:t>
+      </w:r>
+      <w:r>
+        <w:t xml:space="preserve">, </w:t>
+      </w:r>
+      <w:r>
+        <w:rPr>
+          <w:rFonts w:ascii="Menlo" w:cs="Menlo" w:eastAsia="Menlo" w:hAnsi="Menlo"/>
+          <w:color w:val="14304F"/>
+          <w:sz w:val="19"/>
+          <w:szCs w:val="19"/>
+        </w:rPr>
+        <w:t xml:space="preserve">allData</w:t>
+      </w:r>
+      <w:r>
+        <w:t xml:space="preserve">, </w:t>
+      </w:r>
+      <w:r>
+        <w:rPr>
+          <w:rFonts w:ascii="Menlo" w:cs="Menlo" w:eastAsia="Menlo" w:hAnsi="Menlo"/>
+          <w:color w:val="14304F"/>
+          <w:sz w:val="19"/>
+          <w:szCs w:val="19"/>
+        </w:rPr>
+        <w:t xml:space="preserve">count</w:t>
+      </w:r>
+      <w:r>
+        <w:t xml:space="preserve">, </w:t>
+      </w:r>
+      <w:r>
+        <w:rPr>
+          <w:rFonts w:ascii="Menlo" w:cs="Menlo" w:eastAsia="Menlo" w:hAnsi="Menlo"/>
+          <w:color w:val="14304F"/>
+          <w:sz w:val="19"/>
+          <w:szCs w:val="19"/>
+        </w:rPr>
+        <w:t xml:space="preserve">delete</w:t>
+      </w:r>
+      <w:r>
+        <w:t xml:space="preserve">, </w:t>
+      </w:r>
+      <w:r>
+        <w:rPr>
+          <w:rFonts w:ascii="Menlo" w:cs="Menlo" w:eastAsia="Menlo" w:hAnsi="Menlo"/>
+          <w:color w:val="14304F"/>
+          <w:sz w:val="19"/>
+          <w:szCs w:val="19"/>
+        </w:rPr>
+        <w:t xml:space="preserve">deleteAll</w:t>
+      </w:r>
+      <w:r>
+        <w:t xml:space="preserve"> by type and id string) serves Objective-C; </w:t>
+      </w:r>
+      <w:r>
+        <w:rPr>
+          <w:rFonts w:ascii="Menlo" w:cs="Menlo" w:eastAsia="Menlo" w:hAnsi="Menlo"/>
+          <w:color w:val="14304F"/>
+          <w:sz w:val="19"/>
+          <w:szCs w:val="19"/>
+        </w:rPr>
+        <w:t xml:space="preserve">close()</w:t>
+      </w:r>
+      <w:r>
+        <w:t xml:space="preserve"> closes the connection until next use.</w:t>
       </w:r>
     </w:p>
     <w:p>
@@ -10766,31 +12613,163 @@
         <w:spacing w:after="80"/>
       </w:pPr>
       <w:r>
-        <w:t xml:space="preserve">API: write from </w:t>
-      </w:r>
-      <w:r>
-        <w:rPr>
-          <w:rFonts w:ascii="Menlo" w:cs="Menlo" w:eastAsia="Menlo" w:hAnsi="Menlo"/>
-          <w:color w:val="14304F"/>
-          <w:sz w:val="19"/>
-          <w:szCs w:val="19"/>
-        </w:rPr>
-        <w:t xml:space="preserve">Data</w:t>
-      </w:r>
-      <w:r>
-        <w:t xml:space="preserve"> or stream from a file URL; read to </w:t>
-      </w:r>
-      <w:r>
-        <w:rPr>
-          <w:rFonts w:ascii="Menlo" w:cs="Menlo" w:eastAsia="Menlo" w:hAnsi="Menlo"/>
-          <w:color w:val="14304F"/>
-          <w:sz w:val="19"/>
-          <w:szCs w:val="19"/>
-        </w:rPr>
-        <w:t xml:space="preserve">Data</w:t>
-      </w:r>
-      <w:r>
-        <w:t xml:space="preserve"> or stream to a URL; exists, delete, list, clear namespace, rotate.</w:t>
+        <w:t xml:space="preserve">API: </w:t>
+      </w:r>
+      <w:r>
+        <w:rPr>
+          <w:rFonts w:ascii="Menlo" w:cs="Menlo" w:eastAsia="Menlo" w:hAnsi="Menlo"/>
+          <w:color w:val="14304F"/>
+          <w:sz w:val="19"/>
+          <w:szCs w:val="19"/>
+        </w:rPr>
+        <w:t xml:space="preserve">write(_:named:namespace:policy:)</w:t>
+      </w:r>
+      <w:r>
+        <w:t xml:space="preserve"> and </w:t>
+      </w:r>
+      <w:r>
+        <w:rPr>
+          <w:rFonts w:ascii="Menlo" w:cs="Menlo" w:eastAsia="Menlo" w:hAnsi="Menlo"/>
+          <w:color w:val="14304F"/>
+          <w:sz w:val="19"/>
+          <w:szCs w:val="19"/>
+        </w:rPr>
+        <w:t xml:space="preserve">write(contentsOf:named:namespace:policy:)</w:t>
+      </w:r>
+      <w:r>
+        <w:t xml:space="preserve">; </w:t>
+      </w:r>
+      <w:r>
+        <w:rPr>
+          <w:rFonts w:ascii="Menlo" w:cs="Menlo" w:eastAsia="Menlo" w:hAnsi="Menlo"/>
+          <w:color w:val="14304F"/>
+          <w:sz w:val="19"/>
+          <w:szCs w:val="19"/>
+        </w:rPr>
+        <w:t xml:space="preserve">read(named:namespace:)</w:t>
+      </w:r>
+      <w:r>
+        <w:t xml:space="preserve">; </w:t>
+      </w:r>
+      <w:r>
+        <w:rPr>
+          <w:rFonts w:ascii="Menlo" w:cs="Menlo" w:eastAsia="Menlo" w:hAnsi="Menlo"/>
+          <w:color w:val="14304F"/>
+          <w:sz w:val="19"/>
+          <w:szCs w:val="19"/>
+        </w:rPr>
+        <w:t xml:space="preserve">export(named:namespace:to:)</w:t>
+      </w:r>
+      <w:r>
+        <w:t xml:space="preserve"> (output gets Complete protection); </w:t>
+      </w:r>
+      <w:r>
+        <w:rPr>
+          <w:rFonts w:ascii="Menlo" w:cs="Menlo" w:eastAsia="Menlo" w:hAnsi="Menlo"/>
+          <w:color w:val="14304F"/>
+          <w:sz w:val="19"/>
+          <w:szCs w:val="19"/>
+        </w:rPr>
+        <w:t xml:space="preserve">exists</w:t>
+      </w:r>
+      <w:r>
+        <w:t xml:space="preserve">, </w:t>
+      </w:r>
+      <w:r>
+        <w:rPr>
+          <w:rFonts w:ascii="Menlo" w:cs="Menlo" w:eastAsia="Menlo" w:hAnsi="Menlo"/>
+          <w:color w:val="14304F"/>
+          <w:sz w:val="19"/>
+          <w:szCs w:val="19"/>
+        </w:rPr>
+        <w:t xml:space="preserve">delete</w:t>
+      </w:r>
+      <w:r>
+        <w:t xml:space="preserve">, </w:t>
+      </w:r>
+      <w:r>
+        <w:rPr>
+          <w:rFonts w:ascii="Menlo" w:cs="Menlo" w:eastAsia="Menlo" w:hAnsi="Menlo"/>
+          <w:color w:val="14304F"/>
+          <w:sz w:val="19"/>
+          <w:szCs w:val="19"/>
+        </w:rPr>
+        <w:t xml:space="preserve">list(namespace:)</w:t>
+      </w:r>
+      <w:r>
+        <w:t xml:space="preserve"> returning name, size and creation date; </w:t>
+      </w:r>
+      <w:r>
+        <w:rPr>
+          <w:rFonts w:ascii="Menlo" w:cs="Menlo" w:eastAsia="Menlo" w:hAnsi="Menlo"/>
+          <w:color w:val="14304F"/>
+          <w:sz w:val="19"/>
+          <w:szCs w:val="19"/>
+        </w:rPr>
+        <w:t xml:space="preserve">clear(namespace:)</w:t>
+      </w:r>
+      <w:r>
+        <w:t xml:space="preserve">, </w:t>
+      </w:r>
+      <w:r>
+        <w:rPr>
+          <w:rFonts w:ascii="Menlo" w:cs="Menlo" w:eastAsia="Menlo" w:hAnsi="Menlo"/>
+          <w:color w:val="14304F"/>
+          <w:sz w:val="19"/>
+          <w:szCs w:val="19"/>
+        </w:rPr>
+        <w:t xml:space="preserve">clearAll()</w:t>
+      </w:r>
+      <w:r>
+        <w:t xml:space="preserve">, </w:t>
+      </w:r>
+      <w:r>
+        <w:rPr>
+          <w:rFonts w:ascii="Menlo" w:cs="Menlo" w:eastAsia="Menlo" w:hAnsi="Menlo"/>
+          <w:color w:val="14304F"/>
+          <w:sz w:val="19"/>
+          <w:szCs w:val="19"/>
+        </w:rPr>
+        <w:t xml:space="preserve">count()</w:t>
+      </w:r>
+      <w:r>
+        <w:t xml:space="preserve">, </w:t>
+      </w:r>
+      <w:r>
+        <w:rPr>
+          <w:rFonts w:ascii="Menlo" w:cs="Menlo" w:eastAsia="Menlo" w:hAnsi="Menlo"/>
+          <w:color w:val="14304F"/>
+          <w:sz w:val="19"/>
+          <w:szCs w:val="19"/>
+        </w:rPr>
+        <w:t xml:space="preserve">purgeUnreadable()</w:t>
+      </w:r>
+      <w:r>
+        <w:t xml:space="preserve">, </w:t>
+      </w:r>
+      <w:r>
+        <w:rPr>
+          <w:rFonts w:ascii="Menlo" w:cs="Menlo" w:eastAsia="Menlo" w:hAnsi="Menlo"/>
+          <w:color w:val="14304F"/>
+          <w:sz w:val="19"/>
+          <w:szCs w:val="19"/>
+        </w:rPr>
+        <w:t xml:space="preserve">rotateKeys()</w:t>
+      </w:r>
+      <w:r>
+        <w:t xml:space="preserve">. Default policy </w:t>
+      </w:r>
+      <w:r>
+        <w:rPr>
+          <w:rFonts w:ascii="Menlo" w:cs="Menlo" w:eastAsia="Menlo" w:hAnsi="Menlo"/>
+          <w:color w:val="14304F"/>
+          <w:sz w:val="19"/>
+          <w:szCs w:val="19"/>
+        </w:rPr>
+        <w:t xml:space="preserve">.sensitive</w:t>
+      </w:r>
+      <w:r>
+        <w:t xml:space="preserve">; policies requiring user authentication are rejected.</w:t>
       </w:r>
     </w:p>
     <w:p>
@@ -10803,15 +12782,115 @@
         <w:spacing w:after="80"/>
       </w:pPr>
       <w:r>
-        <w:t xml:space="preserve">Files are rewritten through a temporary file in the same directory, then replace the original in one atomic step.</w:t>
-      </w:r>
-    </w:p>
-    <w:p>
-      <w:pPr>
-        <w:pStyle w:val="Heading1"/>
-      </w:pPr>
-      <w:r>
-        <w:t xml:space="preserve">20. Biometric Protection</w:t>
+        <w:t xml:space="preserve">Format: </w:t>
+      </w:r>
+      <w:r>
+        <w:rPr>
+          <w:rFonts w:ascii="Menlo" w:cs="Menlo" w:eastAsia="Menlo" w:hAnsi="Menlo"/>
+          <w:color w:val="14304F"/>
+          <w:sz w:val="19"/>
+          <w:szCs w:val="19"/>
+        </w:rPr>
+        <w:t xml:space="preserve">SVF1</w:t>
+      </w:r>
+      <w:r>
+        <w:t xml:space="preserve"> ‖ header length ‖ header JSON (</w:t>
+      </w:r>
+      <w:r>
+        <w:rPr>
+          <w:rFonts w:ascii="Menlo" w:cs="Menlo" w:eastAsia="Menlo" w:hAnsi="Menlo"/>
+          <w:color w:val="14304F"/>
+          <w:sz w:val="19"/>
+          <w:szCs w:val="19"/>
+        </w:rPr>
+        <w:t xml:space="preserve">alg</w:t>
+      </w:r>
+      <w:r>
+        <w:t xml:space="preserve"> = </w:t>
+      </w:r>
+      <w:r>
+        <w:rPr>
+          <w:rFonts w:ascii="Menlo" w:cs="Menlo" w:eastAsia="Menlo" w:hAnsi="Menlo"/>
+          <w:color w:val="14304F"/>
+          <w:sz w:val="19"/>
+          <w:szCs w:val="19"/>
+        </w:rPr>
+        <w:t xml:space="preserve">A256GCM-STREAM64K</w:t>
+      </w:r>
+      <w:r>
+        <w:t xml:space="preserve">, </w:t>
+      </w:r>
+      <w:r>
+        <w:rPr>
+          <w:rFonts w:ascii="Menlo" w:cs="Menlo" w:eastAsia="Menlo" w:hAnsi="Menlo"/>
+          <w:color w:val="14304F"/>
+          <w:sz w:val="19"/>
+          <w:szCs w:val="19"/>
+        </w:rPr>
+        <w:t xml:space="preserve">kp</w:t>
+      </w:r>
+      <w:r>
+        <w:t xml:space="preserve">, </w:t>
+      </w:r>
+      <w:r>
+        <w:rPr>
+          <w:rFonts w:ascii="Menlo" w:cs="Menlo" w:eastAsia="Menlo" w:hAnsi="Menlo"/>
+          <w:color w:val="14304F"/>
+          <w:sz w:val="19"/>
+          <w:szCs w:val="19"/>
+        </w:rPr>
+        <w:t xml:space="preserve">kd</w:t>
+      </w:r>
+      <w:r>
+        <w:t xml:space="preserve">, </w:t>
+      </w:r>
+      <w:r>
+        <w:rPr>
+          <w:rFonts w:ascii="Menlo" w:cs="Menlo" w:eastAsia="Menlo" w:hAnsi="Menlo"/>
+          <w:color w:val="14304F"/>
+          <w:sz w:val="19"/>
+          <w:szCs w:val="19"/>
+        </w:rPr>
+        <w:t xml:space="preserve">kv</w:t>
+      </w:r>
+      <w:r>
+        <w:t xml:space="preserve">, </w:t>
+      </w:r>
+      <w:r>
+        <w:rPr>
+          <w:rFonts w:ascii="Menlo" w:cs="Menlo" w:eastAsia="Menlo" w:hAnsi="Menlo"/>
+          <w:color w:val="14304F"/>
+          <w:sz w:val="19"/>
+          <w:szCs w:val="19"/>
+        </w:rPr>
+        <w:t xml:space="preserve">salt</w:t>
+      </w:r>
+      <w:r>
+        <w:t xml:space="preserve">, </w:t>
+      </w:r>
+      <w:r>
+        <w:rPr>
+          <w:rFonts w:ascii="Menlo" w:cs="Menlo" w:eastAsia="Menlo" w:hAnsi="Menlo"/>
+          <w:color w:val="14304F"/>
+          <w:sz w:val="19"/>
+          <w:szCs w:val="19"/>
+        </w:rPr>
+        <w:t xml:space="preserve">np</w:t>
+      </w:r>
+      <w:r>
+        <w:t xml:space="preserve">) ‖ metadata length ‖ sealed metadata ‖ chunks of 64 KiB plus a 16-byte tag, stored at </w:t>
+      </w:r>
+      <w:r>
+        <w:rPr>
+          <w:rFonts w:ascii="Menlo" w:cs="Menlo" w:eastAsia="Menlo" w:hAnsi="Menlo"/>
+          <w:color w:val="14304F"/>
+          <w:sz w:val="19"/>
+          <w:szCs w:val="19"/>
+        </w:rPr>
+        <w:t xml:space="preserve">files/&lt;hex SHA-256(namespace)&gt;/&lt;hex context&gt;.svf</w:t>
+      </w:r>
+      <w:r>
+        <w:t xml:space="preserve">.</w:t>
       </w:r>
     </w:p>
     <w:p>
@@ -10824,67 +12903,15 @@
         <w:spacing w:after="80"/>
       </w:pPr>
       <w:r>
-        <w:t xml:space="preserve">Supported requirements: </w:t>
-      </w:r>
-      <w:r>
-        <w:rPr>
-          <w:rFonts w:ascii="Menlo" w:cs="Menlo" w:eastAsia="Menlo" w:hAnsi="Menlo"/>
-          <w:color w:val="14304F"/>
-          <w:sz w:val="19"/>
-          <w:szCs w:val="19"/>
-        </w:rPr>
-        <w:t xml:space="preserve">.userPresence</w:t>
-      </w:r>
-      <w:r>
-        <w:t xml:space="preserve"> (biometry or passcode), </w:t>
-      </w:r>
-      <w:r>
-        <w:rPr>
-          <w:rFonts w:ascii="Menlo" w:cs="Menlo" w:eastAsia="Menlo" w:hAnsi="Menlo"/>
-          <w:color w:val="14304F"/>
-          <w:sz w:val="19"/>
-          <w:szCs w:val="19"/>
-        </w:rPr>
-        <w:t xml:space="preserve">.biometryAny</w:t>
-      </w:r>
-      <w:r>
-        <w:t xml:space="preserve">, </w:t>
-      </w:r>
-      <w:r>
-        <w:rPr>
-          <w:rFonts w:ascii="Menlo" w:cs="Menlo" w:eastAsia="Menlo" w:hAnsi="Menlo"/>
-          <w:color w:val="14304F"/>
-          <w:sz w:val="19"/>
-          <w:szCs w:val="19"/>
-        </w:rPr>
-        <w:t xml:space="preserve">.biometryCurrentSet</w:t>
-      </w:r>
-      <w:r>
-        <w:t xml:space="preserve"> (default for </w:t>
-      </w:r>
-      <w:r>
-        <w:rPr>
-          <w:rFonts w:ascii="Menlo" w:cs="Menlo" w:eastAsia="Menlo" w:hAnsi="Menlo"/>
-          <w:color w:val="14304F"/>
-          <w:sz w:val="19"/>
-          <w:szCs w:val="19"/>
-        </w:rPr>
-        <w:t xml:space="preserve">.biometric</w:t>
-      </w:r>
-      <w:r>
-        <w:t xml:space="preserve">), </w:t>
-      </w:r>
-      <w:r>
-        <w:rPr>
-          <w:rFonts w:ascii="Menlo" w:cs="Menlo" w:eastAsia="Menlo" w:hAnsi="Menlo"/>
-          <w:color w:val="14304F"/>
-          <w:sz w:val="19"/>
-          <w:szCs w:val="19"/>
-        </w:rPr>
-        <w:t xml:space="preserve">.devicePasscode</w:t>
-      </w:r>
-      <w:r>
-        <w:t xml:space="preserve">.</w:t>
+        <w:t xml:space="preserve">Files are rewritten through a temporary file in the same directory, then replace the original in one atomic step.</w:t>
+      </w:r>
+    </w:p>
+    <w:p>
+      <w:pPr>
+        <w:pStyle w:val="Heading1"/>
+      </w:pPr>
+      <w:r>
+        <w:t xml:space="preserve">20. Biometric Protection</w:t>
       </w:r>
     </w:p>
     <w:p>
@@ -10897,7 +12924,31 @@
         <w:spacing w:after="80"/>
       </w:pPr>
       <w:r>
-        <w:t xml:space="preserve">With </w:t>
+        <w:t xml:space="preserve">Supported requirements: </w:t>
+      </w:r>
+      <w:r>
+        <w:rPr>
+          <w:rFonts w:ascii="Menlo" w:cs="Menlo" w:eastAsia="Menlo" w:hAnsi="Menlo"/>
+          <w:color w:val="14304F"/>
+          <w:sz w:val="19"/>
+          <w:szCs w:val="19"/>
+        </w:rPr>
+        <w:t xml:space="preserve">.userPresence</w:t>
+      </w:r>
+      <w:r>
+        <w:t xml:space="preserve"> (biometry or passcode), </w:t>
+      </w:r>
+      <w:r>
+        <w:rPr>
+          <w:rFonts w:ascii="Menlo" w:cs="Menlo" w:eastAsia="Menlo" w:hAnsi="Menlo"/>
+          <w:color w:val="14304F"/>
+          <w:sz w:val="19"/>
+          <w:szCs w:val="19"/>
+        </w:rPr>
+        <w:t xml:space="preserve">.biometryAny</w:t>
+      </w:r>
+      <w:r>
+        <w:t xml:space="preserve">, </w:t>
       </w:r>
       <w:r>
         <w:rPr>
@@ -10909,43 +12960,31 @@
         <w:t xml:space="preserve">.biometryCurrentSet</w:t>
       </w:r>
       <w:r>
-        <w:t xml:space="preserve">, adding or removing a fingerprint or face permanently invalidates the item. Reads then fail with </w:t>
-      </w:r>
-      <w:r>
-        <w:rPr>
-          <w:rFonts w:ascii="Menlo" w:cs="Menlo" w:eastAsia="Menlo" w:hAnsi="Menlo"/>
-          <w:color w:val="14304F"/>
-          <w:sz w:val="19"/>
-          <w:szCs w:val="19"/>
-        </w:rPr>
-        <w:t xml:space="preserve">itemNotFound</w:t>
-      </w:r>
-      <w:r>
-        <w:t xml:space="preserve">. Apps must treat this as "sign in again". Use </w:t>
-      </w:r>
-      <w:r>
-        <w:rPr>
-          <w:rFonts w:ascii="Menlo" w:cs="Menlo" w:eastAsia="Menlo" w:hAnsi="Menlo"/>
-          <w:color w:val="14304F"/>
-          <w:sz w:val="19"/>
-          <w:szCs w:val="19"/>
-        </w:rPr>
-        <w:t xml:space="preserve">.biometryAny</w:t>
-      </w:r>
-      <w:r>
-        <w:t xml:space="preserve"> or </w:t>
-      </w:r>
-      <w:r>
-        <w:rPr>
-          <w:rFonts w:ascii="Menlo" w:cs="Menlo" w:eastAsia="Menlo" w:hAnsi="Menlo"/>
-          <w:color w:val="14304F"/>
-          <w:sz w:val="19"/>
-          <w:szCs w:val="19"/>
-        </w:rPr>
-        <w:t xml:space="preserve">.userPresence</w:t>
-      </w:r>
-      <w:r>
-        <w:t xml:space="preserve"> when lower friction matters more than detecting new enrollments.</w:t>
+        <w:t xml:space="preserve"> (default for </w:t>
+      </w:r>
+      <w:r>
+        <w:rPr>
+          <w:rFonts w:ascii="Menlo" w:cs="Menlo" w:eastAsia="Menlo" w:hAnsi="Menlo"/>
+          <w:color w:val="14304F"/>
+          <w:sz w:val="19"/>
+          <w:szCs w:val="19"/>
+        </w:rPr>
+        <w:t xml:space="preserve">.biometric</w:t>
+      </w:r>
+      <w:r>
+        <w:t xml:space="preserve">), </w:t>
+      </w:r>
+      <w:r>
+        <w:rPr>
+          <w:rFonts w:ascii="Menlo" w:cs="Menlo" w:eastAsia="Menlo" w:hAnsi="Menlo"/>
+          <w:color w:val="14304F"/>
+          <w:sz w:val="19"/>
+          <w:szCs w:val="19"/>
+        </w:rPr>
+        <w:t xml:space="preserve">.devicePasscode</w:t>
+      </w:r>
+      <w:r>
+        <w:t xml:space="preserve">.</w:t>
       </w:r>
     </w:p>
     <w:p>
@@ -10958,28 +12997,55 @@
         <w:spacing w:after="80"/>
       </w:pPr>
       <w:r>
-        <w:rPr>
-          <w:rFonts w:ascii="Menlo" w:cs="Menlo" w:eastAsia="Menlo" w:hAnsi="Menlo"/>
-          <w:color w:val="14304F"/>
-          <w:sz w:val="19"/>
-          <w:szCs w:val="19"/>
-        </w:rPr>
-        <w:t xml:space="preserve">BiometricAuthenticator.authenticate(reason:reuseDuration:)</w:t>
-      </w:r>
-      <w:r>
-        <w:t xml:space="preserve"> returns an </w:t>
-      </w:r>
-      <w:r>
-        <w:rPr>
-          <w:rFonts w:ascii="Menlo" w:cs="Menlo" w:eastAsia="Menlo" w:hAnsi="Menlo"/>
-          <w:color w:val="14304F"/>
-          <w:sz w:val="19"/>
-          <w:szCs w:val="19"/>
-        </w:rPr>
-        <w:t xml:space="preserve">AuthenticationContext</w:t>
-      </w:r>
-      <w:r>
-        <w:t xml:space="preserve"> that can be passed to several reads, so the user is prompted once.</w:t>
+        <w:t xml:space="preserve">With </w:t>
+      </w:r>
+      <w:r>
+        <w:rPr>
+          <w:rFonts w:ascii="Menlo" w:cs="Menlo" w:eastAsia="Menlo" w:hAnsi="Menlo"/>
+          <w:color w:val="14304F"/>
+          <w:sz w:val="19"/>
+          <w:szCs w:val="19"/>
+        </w:rPr>
+        <w:t xml:space="preserve">.biometryCurrentSet</w:t>
+      </w:r>
+      <w:r>
+        <w:t xml:space="preserve">, adding or removing a fingerprint or face permanently invalidates the item. Reads then fail with </w:t>
+      </w:r>
+      <w:r>
+        <w:rPr>
+          <w:rFonts w:ascii="Menlo" w:cs="Menlo" w:eastAsia="Menlo" w:hAnsi="Menlo"/>
+          <w:color w:val="14304F"/>
+          <w:sz w:val="19"/>
+          <w:szCs w:val="19"/>
+        </w:rPr>
+        <w:t xml:space="preserve">itemNotFound</w:t>
+      </w:r>
+      <w:r>
+        <w:t xml:space="preserve">. Apps must treat this as "sign in again". Use </w:t>
+      </w:r>
+      <w:r>
+        <w:rPr>
+          <w:rFonts w:ascii="Menlo" w:cs="Menlo" w:eastAsia="Menlo" w:hAnsi="Menlo"/>
+          <w:color w:val="14304F"/>
+          <w:sz w:val="19"/>
+          <w:szCs w:val="19"/>
+        </w:rPr>
+        <w:t xml:space="preserve">.biometryAny</w:t>
+      </w:r>
+      <w:r>
+        <w:t xml:space="preserve"> or </w:t>
+      </w:r>
+      <w:r>
+        <w:rPr>
+          <w:rFonts w:ascii="Menlo" w:cs="Menlo" w:eastAsia="Menlo" w:hAnsi="Menlo"/>
+          <w:color w:val="14304F"/>
+          <w:sz w:val="19"/>
+          <w:szCs w:val="19"/>
+        </w:rPr>
+        <w:t xml:space="preserve">.userPresence</w:t>
+      </w:r>
+      <w:r>
+        <w:t xml:space="preserve"> when lower friction matters more than detecting new enrollments.</w:t>
       </w:r>
     </w:p>
     <w:p>
@@ -10992,7 +13058,76 @@
         <w:spacing w:after="80"/>
       </w:pPr>
       <w:r>
-        <w:t xml:space="preserve">In V1, biometric gating applies to Keychain items up to 64 KB. Biometric-gated databases and files are V2.</w:t>
+        <w:rPr>
+          <w:rFonts w:ascii="Menlo" w:cs="Menlo" w:eastAsia="Menlo" w:hAnsi="Menlo"/>
+          <w:color w:val="14304F"/>
+          <w:sz w:val="19"/>
+          <w:szCs w:val="19"/>
+        </w:rPr>
+        <w:t xml:space="preserve">BiometricAuthenticator.authenticate(reason:allowingPasscodeFallback:reuseDuration:)</w:t>
+      </w:r>
+      <w:r>
+        <w:t xml:space="preserve"> returns an </w:t>
+      </w:r>
+      <w:r>
+        <w:rPr>
+          <w:rFonts w:ascii="Menlo" w:cs="Menlo" w:eastAsia="Menlo" w:hAnsi="Menlo"/>
+          <w:color w:val="14304F"/>
+          <w:sz w:val="19"/>
+          <w:szCs w:val="19"/>
+        </w:rPr>
+        <w:t xml:space="preserve">AuthenticationContext</w:t>
+      </w:r>
+      <w:r>
+        <w:t xml:space="preserve"> that can be passed to several reads, so the user is prompted once. Passcode fallback is on by default; reuse is capped at the system maximum. Also: </w:t>
+      </w:r>
+      <w:r>
+        <w:rPr>
+          <w:rFonts w:ascii="Menlo" w:cs="Menlo" w:eastAsia="Menlo" w:hAnsi="Menlo"/>
+          <w:color w:val="14304F"/>
+          <w:sz w:val="19"/>
+          <w:szCs w:val="19"/>
+        </w:rPr>
+        <w:t xml:space="preserve">biometryKind</w:t>
+      </w:r>
+      <w:r>
+        <w:t xml:space="preserve">, </w:t>
+      </w:r>
+      <w:r>
+        <w:rPr>
+          <w:rFonts w:ascii="Menlo" w:cs="Menlo" w:eastAsia="Menlo" w:hAnsi="Menlo"/>
+          <w:color w:val="14304F"/>
+          <w:sz w:val="19"/>
+          <w:szCs w:val="19"/>
+        </w:rPr>
+        <w:t xml:space="preserve">isBiometryAvailable</w:t>
+      </w:r>
+      <w:r>
+        <w:t xml:space="preserve">, </w:t>
+      </w:r>
+      <w:r>
+        <w:rPr>
+          <w:rFonts w:ascii="Menlo" w:cs="Menlo" w:eastAsia="Menlo" w:hAnsi="Menlo"/>
+          <w:color w:val="14304F"/>
+          <w:sz w:val="19"/>
+          <w:szCs w:val="19"/>
+        </w:rPr>
+        <w:t xml:space="preserve">canAuthenticate(allowingPasscodeFallback:)</w:t>
+      </w:r>
+      <w:r>
+        <w:t xml:space="preserve"> and </w:t>
+      </w:r>
+      <w:r>
+        <w:rPr>
+          <w:rFonts w:ascii="Menlo" w:cs="Menlo" w:eastAsia="Menlo" w:hAnsi="Menlo"/>
+          <w:color w:val="14304F"/>
+          <w:sz w:val="19"/>
+          <w:szCs w:val="19"/>
+        </w:rPr>
+        <w:t xml:space="preserve">enrollmentFingerprint</w:t>
+      </w:r>
+      <w:r>
+        <w:t xml:space="preserve">.</w:t>
       </w:r>
     </w:p>
     <w:p>
@@ -11005,19 +13140,7 @@
         <w:spacing w:after="80"/>
       </w:pPr>
       <w:r>
-        <w:t xml:space="preserve">The host app must declare </w:t>
-      </w:r>
-      <w:r>
-        <w:rPr>
-          <w:rFonts w:ascii="Menlo" w:cs="Menlo" w:eastAsia="Menlo" w:hAnsi="Menlo"/>
-          <w:color w:val="14304F"/>
-          <w:sz w:val="19"/>
-          <w:szCs w:val="19"/>
-        </w:rPr>
-        <w:t xml:space="preserve">NSFaceIDUsageDescription</w:t>
-      </w:r>
-      <w:r>
-        <w:t xml:space="preserve">.</w:t>
+        <w:t xml:space="preserve">In V1, biometric gating applies to Keychain items up to 64 KB. Biometric-gated databases and files are V2.</w:t>
       </w:r>
     </w:p>
     <w:p>
@@ -11030,15 +13153,19 @@
         <w:spacing w:after="80"/>
       </w:pPr>
       <w:r>
-        <w:t xml:space="preserve">Biometric authentication is a local protection layer and must not replace server-side authorization for sensitive banking or healthcare operations.</w:t>
-      </w:r>
-    </w:p>
-    <w:p>
-      <w:pPr>
-        <w:pStyle w:val="Heading1"/>
-      </w:pPr>
-      <w:r>
-        <w:t xml:space="preserve">21. Expiration</w:t>
+        <w:t xml:space="preserve">The host app must declare </w:t>
+      </w:r>
+      <w:r>
+        <w:rPr>
+          <w:rFonts w:ascii="Menlo" w:cs="Menlo" w:eastAsia="Menlo" w:hAnsi="Menlo"/>
+          <w:color w:val="14304F"/>
+          <w:sz w:val="19"/>
+          <w:szCs w:val="19"/>
+        </w:rPr>
+        <w:t xml:space="preserve">NSFaceIDUsageDescription</w:t>
+      </w:r>
+      <w:r>
+        <w:t xml:space="preserve">.</w:t>
       </w:r>
     </w:p>
     <w:p>
@@ -11051,7 +13178,15 @@
         <w:spacing w:after="80"/>
       </w:pPr>
       <w:r>
-        <w:t xml:space="preserve">The expiry time is in the authenticated envelope header, so it cannot be changed without detection.</w:t>
+        <w:t xml:space="preserve">Biometric authentication is a local protection layer and must not replace server-side authorization for sensitive banking or healthcare operations.</w:t>
+      </w:r>
+    </w:p>
+    <w:p>
+      <w:pPr>
+        <w:pStyle w:val="Heading1"/>
+      </w:pPr>
+      <w:r>
+        <w:t xml:space="preserve">21. Expiration</w:t>
       </w:r>
     </w:p>
     <w:p>
@@ -11064,43 +13199,7 @@
         <w:spacing w:after="80"/>
       </w:pPr>
       <w:r>
-        <w:t xml:space="preserve">On read, an expired item is deleted and </w:t>
-      </w:r>
-      <w:r>
-        <w:rPr>
-          <w:rFonts w:ascii="Menlo" w:cs="Menlo" w:eastAsia="Menlo" w:hAnsi="Menlo"/>
-          <w:color w:val="14304F"/>
-          <w:sz w:val="19"/>
-          <w:szCs w:val="19"/>
-        </w:rPr>
-        <w:t xml:space="preserve">expired</w:t>
-      </w:r>
-      <w:r>
-        <w:t xml:space="preserve"> is thrown; </w:t>
-      </w:r>
-      <w:r>
-        <w:rPr>
-          <w:rFonts w:ascii="Menlo" w:cs="Menlo" w:eastAsia="Menlo" w:hAnsi="Menlo"/>
-          <w:color w:val="14304F"/>
-          <w:sz w:val="19"/>
-          <w:szCs w:val="19"/>
-        </w:rPr>
-        <w:t xml:space="preserve">value(...)</w:t>
-      </w:r>
-      <w:r>
-        <w:t xml:space="preserve"> returns nil. </w:t>
-      </w:r>
-      <w:r>
-        <w:rPr>
-          <w:rFonts w:ascii="Menlo" w:cs="Menlo" w:eastAsia="Menlo" w:hAnsi="Menlo"/>
-          <w:color w:val="14304F"/>
-          <w:sz w:val="19"/>
-          <w:szCs w:val="19"/>
-        </w:rPr>
-        <w:t xml:space="preserve">purgeExpired()</w:t>
-      </w:r>
-      <w:r>
-        <w:t xml:space="preserve"> deletes all expired items.</w:t>
+        <w:t xml:space="preserve">The expiry time is in the authenticated envelope header, so it cannot be changed without detection.</w:t>
       </w:r>
     </w:p>
     <w:p>
@@ -11113,7 +13212,43 @@
         <w:spacing w:after="80"/>
       </w:pPr>
       <w:r>
-        <w:t xml:space="preserve">Expiry uses the device wall clock, which the user can change. It reduces exposure but is not a security boundary; the server must enforce token lifetimes.</w:t>
+        <w:t xml:space="preserve">On read, an expired item is deleted and </w:t>
+      </w:r>
+      <w:r>
+        <w:rPr>
+          <w:rFonts w:ascii="Menlo" w:cs="Menlo" w:eastAsia="Menlo" w:hAnsi="Menlo"/>
+          <w:color w:val="14304F"/>
+          <w:sz w:val="19"/>
+          <w:szCs w:val="19"/>
+        </w:rPr>
+        <w:t xml:space="preserve">expired</w:t>
+      </w:r>
+      <w:r>
+        <w:t xml:space="preserve"> is thrown; </w:t>
+      </w:r>
+      <w:r>
+        <w:rPr>
+          <w:rFonts w:ascii="Menlo" w:cs="Menlo" w:eastAsia="Menlo" w:hAnsi="Menlo"/>
+          <w:color w:val="14304F"/>
+          <w:sz w:val="19"/>
+          <w:szCs w:val="19"/>
+        </w:rPr>
+        <w:t xml:space="preserve">value(...)</w:t>
+      </w:r>
+      <w:r>
+        <w:t xml:space="preserve"> returns nil. </w:t>
+      </w:r>
+      <w:r>
+        <w:rPr>
+          <w:rFonts w:ascii="Menlo" w:cs="Menlo" w:eastAsia="Menlo" w:hAnsi="Menlo"/>
+          <w:color w:val="14304F"/>
+          <w:sz w:val="19"/>
+          <w:szCs w:val="19"/>
+        </w:rPr>
+        <w:t xml:space="preserve">purgeExpired()</w:t>
+      </w:r>
+      <w:r>
+        <w:t xml:space="preserve"> deletes all expired items.</w:t>
       </w:r>
     </w:p>
     <w:p>
@@ -11126,6 +13261,19 @@
         <w:spacing w:after="80"/>
       </w:pPr>
       <w:r>
+        <w:t xml:space="preserve">Expiry uses the device wall clock, which the user can change. It reduces exposure but is not a security boundary; the server must enforce token lifetimes.</w:t>
+      </w:r>
+    </w:p>
+    <w:p>
+      <w:pPr>
+        <w:pStyle w:val="ListParagraph"/>
+        <w:numPr>
+          <w:ilvl w:val="0"/>
+          <w:numId w:val="2"/>
+        </w:numPr>
+        <w:spacing w:after="80"/>
+      </w:pPr>
+      <w:r>
         <w:t xml:space="preserve">OTPs should not be persisted unless the product needs it. The </w:t>
       </w:r>
       <w:r>
@@ -11283,7 +13431,31 @@
         <w:t xml:space="preserve">cache</w:t>
       </w:r>
       <w:r>
-        <w:t xml:space="preserve">. A namespace maps to a Keychain service and an object-store directory, and is also used by the file store, so clearing one is a bounded operation.</w:t>
+        <w:t xml:space="preserve">; </w:t>
+      </w:r>
+      <w:r>
+        <w:rPr>
+          <w:rFonts w:ascii="Menlo" w:cs="Menlo" w:eastAsia="Menlo" w:hAnsi="Menlo"/>
+          <w:color w:val="14304F"/>
+          <w:sz w:val="19"/>
+          <w:szCs w:val="19"/>
+        </w:rPr>
+        <w:t xml:space="preserve">VaultNamespace.user(id:)</w:t>
+      </w:r>
+      <w:r>
+        <w:t xml:space="preserve"> gives </w:t>
+      </w:r>
+      <w:r>
+        <w:rPr>
+          <w:rFonts w:ascii="Menlo" w:cs="Menlo" w:eastAsia="Menlo" w:hAnsi="Menlo"/>
+          <w:color w:val="14304F"/>
+          <w:sz w:val="19"/>
+          <w:szCs w:val="19"/>
+        </w:rPr>
+        <w:t xml:space="preserve">user.&lt;id&gt;</w:t>
+      </w:r>
+      <w:r>
+        <w:t xml:space="preserve">. Namespaces must not be empty. A namespace maps to a Keychain service and an object-store directory, and is also used by the file store, so clearing one is a bounded operation.</w:t>
       </w:r>
     </w:p>
     <w:p>
@@ -11374,10 +13546,10 @@
           <w:sz w:val="19"/>
           <w:szCs w:val="19"/>
         </w:rPr>
-        <w:t xml:space="preserve">LogoutOptions</w:t>
-      </w:r>
-      <w:r>
-        <w:t xml:space="preserve"> can add namespaces, name databases to delete, and include persistent data. Logout deletes data but keeps keys, because keys are shared across namespaces. To crypto-shred everything, use </w:t>
+        <w:t xml:space="preserve">LogoutOptions(additionalNamespaces:databases:includeFiles:)</w:t>
+      </w:r>
+      <w:r>
+        <w:t xml:space="preserve"> adds namespaces, names databases to delete, and controls whether protected files are cleared (default yes). Logout deletes data but keeps keys, because keys are shared across namespaces. To crypto-shred everything, use </w:t>
       </w:r>
       <w:r>
         <w:rPr>
@@ -11525,7 +13697,7 @@
         <w:spacing w:after="80"/>
       </w:pPr>
       <w:r>
-        <w:t xml:space="preserve">Read it back and compare bytes. Only on a match, delete the source.</w:t>
+        <w:t xml:space="preserve">Read it back and compare bytes; only on a match, delete the source. Targets that require user authentication are checked by presence instead, so migration never prompts.</w:t>
       </w:r>
     </w:p>
     <w:p>
@@ -11543,7 +13715,115 @@
     </w:p>
     <w:p>
       <w:r>
-        <w:t xml:space="preserve">Prior SecureVault formats are handled by the envelope format version. V1 reads format 1.</w:t>
+        <w:t xml:space="preserve">Sources: </w:t>
+      </w:r>
+      <w:r>
+        <w:rPr>
+          <w:rFonts w:ascii="Menlo" w:cs="Menlo" w:eastAsia="Menlo" w:hAnsi="Menlo"/>
+          <w:color w:val="14304F"/>
+          <w:sz w:val="19"/>
+          <w:szCs w:val="19"/>
+        </w:rPr>
+        <w:t xml:space="preserve">userDefaults(_:suiteName:as:to:namespace:policy:)</w:t>
+      </w:r>
+      <w:r>
+        <w:t xml:space="preserve"> reads plist types directly and decodes other Codable values from JSON or property-list data; </w:t>
+      </w:r>
+      <w:r>
+        <w:rPr>
+          <w:rFonts w:ascii="Menlo" w:cs="Menlo" w:eastAsia="Menlo" w:hAnsi="Menlo"/>
+          <w:color w:val="14304F"/>
+          <w:sz w:val="19"/>
+          <w:szCs w:val="19"/>
+        </w:rPr>
+        <w:t xml:space="preserve">keychain(service:account:accessGroup:as:to:namespace:policy:source:)</w:t>
+      </w:r>
+      <w:r>
+        <w:t xml:space="preserve"> reads generic passwords as </w:t>
+      </w:r>
+      <w:r>
+        <w:rPr>
+          <w:rFonts w:ascii="Menlo" w:cs="Menlo" w:eastAsia="Menlo" w:hAnsi="Menlo"/>
+          <w:color w:val="14304F"/>
+          <w:sz w:val="19"/>
+          <w:szCs w:val="19"/>
+        </w:rPr>
+        <w:t xml:space="preserve">.string</w:t>
+      </w:r>
+      <w:r>
+        <w:t xml:space="preserve"> or </w:t>
+      </w:r>
+      <w:r>
+        <w:rPr>
+          <w:rFonts w:ascii="Menlo" w:cs="Menlo" w:eastAsia="Menlo" w:hAnsi="Menlo"/>
+          <w:color w:val="14304F"/>
+          <w:sz w:val="19"/>
+          <w:szCs w:val="19"/>
+        </w:rPr>
+        <w:t xml:space="preserve">.data</w:t>
+      </w:r>
+      <w:r>
+        <w:t xml:space="preserve">. </w:t>
+      </w:r>
+      <w:r>
+        <w:rPr>
+          <w:rFonts w:ascii="Menlo" w:cs="Menlo" w:eastAsia="Menlo" w:hAnsi="Menlo"/>
+          <w:color w:val="14304F"/>
+          <w:sz w:val="19"/>
+          <w:szCs w:val="19"/>
+        </w:rPr>
+        <w:t xml:space="preserve">MigrationReport</w:t>
+      </w:r>
+      <w:r>
+        <w:t xml:space="preserve"> lists </w:t>
+      </w:r>
+      <w:r>
+        <w:rPr>
+          <w:rFonts w:ascii="Menlo" w:cs="Menlo" w:eastAsia="Menlo" w:hAnsi="Menlo"/>
+          <w:color w:val="14304F"/>
+          <w:sz w:val="19"/>
+          <w:szCs w:val="19"/>
+        </w:rPr>
+        <w:t xml:space="preserve">migrated</w:t>
+      </w:r>
+      <w:r>
+        <w:t xml:space="preserve">, </w:t>
+      </w:r>
+      <w:r>
+        <w:rPr>
+          <w:rFonts w:ascii="Menlo" w:cs="Menlo" w:eastAsia="Menlo" w:hAnsi="Menlo"/>
+          <w:color w:val="14304F"/>
+          <w:sz w:val="19"/>
+          <w:szCs w:val="19"/>
+        </w:rPr>
+        <w:t xml:space="preserve">skipped</w:t>
+      </w:r>
+      <w:r>
+        <w:t xml:space="preserve"> and </w:t>
+      </w:r>
+      <w:r>
+        <w:rPr>
+          <w:rFonts w:ascii="Menlo" w:cs="Menlo" w:eastAsia="Menlo" w:hAnsi="Menlo"/>
+          <w:color w:val="14304F"/>
+          <w:sz w:val="19"/>
+          <w:szCs w:val="19"/>
+        </w:rPr>
+        <w:t xml:space="preserve">failed</w:t>
+      </w:r>
+      <w:r>
+        <w:t xml:space="preserve"> labels and </w:t>
+      </w:r>
+      <w:r>
+        <w:rPr>
+          <w:rFonts w:ascii="Menlo" w:cs="Menlo" w:eastAsia="Menlo" w:hAnsi="Menlo"/>
+          <w:color w:val="14304F"/>
+          <w:sz w:val="19"/>
+          <w:szCs w:val="19"/>
+        </w:rPr>
+        <w:t xml:space="preserve">isComplete</w:t>
+      </w:r>
+      <w:r>
+        <w:t xml:space="preserve">. Prior SecureVault formats are handled by the envelope format version; V1 reads format 1.</w:t>
       </w:r>
     </w:p>
     <w:p>
@@ -11565,7 +13845,127 @@
         <w:t xml:space="preserve">await vault.securityReport()</w:t>
       </w:r>
       <w:r>
-        <w:t xml:space="preserve"> returns findings with a severity and a stable code. It never includes values or key names. V1 findings: no device passcode; biometry unavailable; Secure Enclave unavailable; in-memory Keychain in use; rotation pending (more than one key version); portable (backed-up) domains in use; after-first-unlock (background-readable) domains in use.</w:t>
+        <w:t xml:space="preserve"> returns a </w:t>
+      </w:r>
+      <w:r>
+        <w:rPr>
+          <w:rFonts w:ascii="Menlo" w:cs="Menlo" w:eastAsia="Menlo" w:hAnsi="Menlo"/>
+          <w:color w:val="14304F"/>
+          <w:sz w:val="19"/>
+          <w:szCs w:val="19"/>
+        </w:rPr>
+        <w:t xml:space="preserve">SecurityReport</w:t>
+      </w:r>
+      <w:r>
+        <w:t xml:space="preserve"> with the device state, a summary of keys (purpose, domain, version count), the number of stored object files, and findings with a stable code and severity. It never includes values or key names. Findings: </w:t>
+      </w:r>
+      <w:r>
+        <w:rPr>
+          <w:rFonts w:ascii="Menlo" w:cs="Menlo" w:eastAsia="Menlo" w:hAnsi="Menlo"/>
+          <w:color w:val="14304F"/>
+          <w:sz w:val="19"/>
+          <w:szCs w:val="19"/>
+        </w:rPr>
+        <w:t xml:space="preserve">keychain.in-memory</w:t>
+      </w:r>
+      <w:r>
+        <w:t xml:space="preserve"> (critical), </w:t>
+      </w:r>
+      <w:r>
+        <w:rPr>
+          <w:rFonts w:ascii="Menlo" w:cs="Menlo" w:eastAsia="Menlo" w:hAnsi="Menlo"/>
+          <w:color w:val="14304F"/>
+          <w:sz w:val="19"/>
+          <w:szCs w:val="19"/>
+        </w:rPr>
+        <w:t xml:space="preserve">device.no-passcode</w:t>
+      </w:r>
+      <w:r>
+        <w:t xml:space="preserve"> (critical), </w:t>
+      </w:r>
+      <w:r>
+        <w:rPr>
+          <w:rFonts w:ascii="Menlo" w:cs="Menlo" w:eastAsia="Menlo" w:hAnsi="Menlo"/>
+          <w:color w:val="14304F"/>
+          <w:sz w:val="19"/>
+          <w:szCs w:val="19"/>
+        </w:rPr>
+        <w:t xml:space="preserve">device.no-biometry</w:t>
+      </w:r>
+      <w:r>
+        <w:t xml:space="preserve"> (info), </w:t>
+      </w:r>
+      <w:r>
+        <w:rPr>
+          <w:rFonts w:ascii="Menlo" w:cs="Menlo" w:eastAsia="Menlo" w:hAnsi="Menlo"/>
+          <w:color w:val="14304F"/>
+          <w:sz w:val="19"/>
+          <w:szCs w:val="19"/>
+        </w:rPr>
+        <w:t xml:space="preserve">device.no-secure-enclave</w:t>
+      </w:r>
+      <w:r>
+        <w:t xml:space="preserve"> (info), </w:t>
+      </w:r>
+      <w:r>
+        <w:rPr>
+          <w:rFonts w:ascii="Menlo" w:cs="Menlo" w:eastAsia="Menlo" w:hAnsi="Menlo"/>
+          <w:color w:val="14304F"/>
+          <w:sz w:val="19"/>
+          <w:szCs w:val="19"/>
+        </w:rPr>
+        <w:t xml:space="preserve">keys.secure-enclave-off</w:t>
+      </w:r>
+      <w:r>
+        <w:t xml:space="preserve"> (warning), </w:t>
+      </w:r>
+      <w:r>
+        <w:rPr>
+          <w:rFonts w:ascii="Menlo" w:cs="Menlo" w:eastAsia="Menlo" w:hAnsi="Menlo"/>
+          <w:color w:val="14304F"/>
+          <w:sz w:val="19"/>
+          <w:szCs w:val="19"/>
+        </w:rPr>
+        <w:t xml:space="preserve">keys.rotation-pending</w:t>
+      </w:r>
+      <w:r>
+        <w:t xml:space="preserve"> (warning), </w:t>
+      </w:r>
+      <w:r>
+        <w:rPr>
+          <w:rFonts w:ascii="Menlo" w:cs="Menlo" w:eastAsia="Menlo" w:hAnsi="Menlo"/>
+          <w:color w:val="14304F"/>
+          <w:sz w:val="19"/>
+          <w:szCs w:val="19"/>
+        </w:rPr>
+        <w:t xml:space="preserve">storage.backup-enabled</w:t>
+      </w:r>
+      <w:r>
+        <w:t xml:space="preserve"> (info), </w:t>
+      </w:r>
+      <w:r>
+        <w:rPr>
+          <w:rFonts w:ascii="Menlo" w:cs="Menlo" w:eastAsia="Menlo" w:hAnsi="Menlo"/>
+          <w:color w:val="14304F"/>
+          <w:sz w:val="19"/>
+          <w:szCs w:val="19"/>
+        </w:rPr>
+        <w:t xml:space="preserve">storage.background-readable</w:t>
+      </w:r>
+      <w:r>
+        <w:t xml:space="preserve"> (info), </w:t>
+      </w:r>
+      <w:r>
+        <w:rPr>
+          <w:rFonts w:ascii="Menlo" w:cs="Menlo" w:eastAsia="Menlo" w:hAnsi="Menlo"/>
+          <w:color w:val="14304F"/>
+          <w:sz w:val="19"/>
+          <w:szCs w:val="19"/>
+        </w:rPr>
+        <w:t xml:space="preserve">logging.enabled</w:t>
+      </w:r>
+      <w:r>
+        <w:t xml:space="preserve"> (info).</w:t>
       </w:r>
     </w:p>
     <w:p>
@@ -11590,7 +13990,7 @@
         <w:t xml:space="preserve">os.Logger</w:t>
       </w:r>
       <w:r>
-        <w:t xml:space="preserve"> with subsystem </w:t>
+        <w:t xml:space="preserve"> (subsystem </w:t>
       </w:r>
       <w:r>
         <w:rPr>
@@ -11602,7 +14002,19 @@
         <w:t xml:space="preserve">com.securevault.sdk</w:t>
       </w:r>
       <w:r>
-        <w:t xml:space="preserve"> and is </w:t>
+        <w:t xml:space="preserve">, category </w:t>
+      </w:r>
+      <w:r>
+        <w:rPr>
+          <w:rFonts w:ascii="Menlo" w:cs="Menlo" w:eastAsia="Menlo" w:hAnsi="Menlo"/>
+          <w:color w:val="14304F"/>
+          <w:sz w:val="19"/>
+          <w:szCs w:val="19"/>
+        </w:rPr>
+        <w:t xml:space="preserve">vault</w:t>
+      </w:r>
+      <w:r>
+        <w:t xml:space="preserve">) and is </w:t>
       </w:r>
       <w:r>
         <w:rPr>
@@ -11612,7 +14024,19 @@
         <w:t xml:space="preserve">off by default</w:t>
       </w:r>
       <w:r>
-        <w:t xml:space="preserve">. When enabled, it records operation names, namespaces and hashed key names only. It never logs values, tokens, keys, decrypted payloads, record contents or file contents.</w:t>
+        <w:t xml:space="preserve"> (</w:t>
+      </w:r>
+      <w:r>
+        <w:rPr>
+          <w:rFonts w:ascii="Menlo" w:cs="Menlo" w:eastAsia="Menlo" w:hAnsi="Menlo"/>
+          <w:color w:val="14304F"/>
+          <w:sz w:val="19"/>
+          <w:szCs w:val="19"/>
+        </w:rPr>
+        <w:t xml:space="preserve">Configuration.loggingEnabled</w:t>
+      </w:r>
+      <w:r>
+        <w:t xml:space="preserve">). When enabled, it records operation names, built-in namespace names, and 12-character hashes of key names and custom namespace names (which may contain account ids). It never logs values, tokens, keys, decrypted payloads, record contents or file contents.</w:t>
       </w:r>
     </w:p>
     <w:p>
@@ -11703,7 +14127,7 @@
         <w:spacing w:after="80"/>
       </w:pPr>
       <w:r>
-        <w:t xml:space="preserve">Keychain and LocalAuthentication calls run on a dedicated queue and are bridged with continuations.</w:t>
+        <w:t xml:space="preserve">Keychain calls run on a dedicated concurrent queue and are bridged with continuations; LocalAuthentication prompts are bridged from their callbacks.</w:t>
       </w:r>
     </w:p>
     <w:p>
@@ -12713,7 +15137,24 @@
                 <w:sz w:val="18"/>
                 <w:szCs w:val="18"/>
               </w:rPr>
-              <w:t xml:space="preserve">The item needs user authentication and none was possible</w:t>
+              <w:t xml:space="preserve">Reserved; not thrown in V1 (a Keychain item that cannot prompt reports </w:t>
+            </w:r>
+            <w:r>
+              <w:rPr>
+                <w:rFonts w:ascii="Menlo" w:cs="Menlo" w:eastAsia="Menlo" w:hAnsi="Menlo"/>
+                <w:color w:val="14304F"/>
+                <w:sz w:val="18"/>
+                <w:szCs w:val="18"/>
+              </w:rPr>
+              <w:t xml:space="preserve">protectedDataUnavailable</w:t>
+            </w:r>
+            <w:r>
+              <w:rPr>
+                <w:color w:val="1B2430"/>
+                <w:sz w:val="18"/>
+                <w:szCs w:val="18"/>
+              </w:rPr>
+              <w:t xml:space="preserve">)</w:t>
             </w:r>
           </w:p>
         </w:tc>
@@ -14064,7 +16505,7 @@
         <w:t xml:space="preserve">Simulator exception:</w:t>
       </w:r>
       <w:r>
-        <w:t xml:space="preserve"> the iOS Simulator cannot report a passcode, so SecureVault treats it as passcode-set and logs a warning. This applies only in simulator builds (</w:t>
+        <w:t xml:space="preserve"> the iOS Simulator cannot report a passcode, so SecureVault treats it as passcode-set. This applies only in simulator builds (</w:t>
       </w:r>
       <w:r>
         <w:rPr>
@@ -14176,7 +16617,43 @@
         <w:t xml:space="preserve">Reinstall:</w:t>
       </w:r>
       <w:r>
-        <w:t xml:space="preserve"> Keychain items survive app deletion. SecureVault writes an install marker in its Application Support directory. If the marker is missing at startup, all Keychain items for the vault are deleted before first use (</w:t>
+        <w:t xml:space="preserve"> Keychain items survive app deletion. SecureVault keeps an install marker (</w:t>
+      </w:r>
+      <w:r>
+        <w:rPr>
+          <w:rFonts w:ascii="Menlo" w:cs="Menlo" w:eastAsia="Menlo" w:hAnsi="Menlo"/>
+          <w:color w:val="14304F"/>
+          <w:sz w:val="19"/>
+          <w:szCs w:val="19"/>
+        </w:rPr>
+        <w:t xml:space="preserve">.securevault-installed</w:t>
+      </w:r>
+      <w:r>
+        <w:t xml:space="preserve">) in its directory. If the marker is missing, the first vault operation deletes the Keychain items SecureVault owns (services </w:t>
+      </w:r>
+      <w:r>
+        <w:rPr>
+          <w:rFonts w:ascii="Menlo" w:cs="Menlo" w:eastAsia="Menlo" w:hAnsi="Menlo"/>
+          <w:color w:val="14304F"/>
+          <w:sz w:val="19"/>
+          <w:szCs w:val="19"/>
+        </w:rPr>
+        <w:t xml:space="preserve">&lt;vaultID&gt;.keys</w:t>
+      </w:r>
+      <w:r>
+        <w:t xml:space="preserve"> and </w:t>
+      </w:r>
+      <w:r>
+        <w:rPr>
+          <w:rFonts w:ascii="Menlo" w:cs="Menlo" w:eastAsia="Menlo" w:hAnsi="Menlo"/>
+          <w:color w:val="14304F"/>
+          <w:sz w:val="19"/>
+          <w:szCs w:val="19"/>
+        </w:rPr>
+        <w:t xml:space="preserve">&lt;vaultID&gt;.kv.*</w:t>
+      </w:r>
+      <w:r>
+        <w:t xml:space="preserve">) before anything else runs (</w:t>
       </w:r>
       <w:r>
         <w:rPr>
@@ -14188,7 +16665,7 @@
         <w:t xml:space="preserve">resetKeychainOnReinstall</w:t>
       </w:r>
       <w:r>
-        <w:t xml:space="preserve">, default on).</w:t>
+        <w:t xml:space="preserve">, default on). Other items, such as legacy items waiting for migration, are never touched.</w:t>
       </w:r>
     </w:p>
     <w:p>
@@ -16064,6 +18541,18 @@
         <w:t xml:space="preserve">SVVault</w:t>
       </w:r>
       <w:r>
+        <w:t xml:space="preserve"> (with </w:t>
+      </w:r>
+      <w:r>
+        <w:rPr>
+          <w:rFonts w:ascii="Menlo" w:cs="Menlo" w:eastAsia="Menlo" w:hAnsi="Menlo"/>
+          <w:color w:val="14304F"/>
+          <w:sz w:val="19"/>
+          <w:szCs w:val="19"/>
+        </w:rPr>
+        <w:t xml:space="preserve">sharedVault</w:t>
+      </w:r>
+      <w:r>
         <w:t xml:space="preserve">, </w:t>
       </w:r>
       <w:r>
@@ -16073,10 +18562,70 @@
           <w:sz w:val="19"/>
           <w:szCs w:val="19"/>
         </w:rPr>
+        <w:t xml:space="preserve">initWithIdentifier:</w:t>
+      </w:r>
+      <w:r>
+        <w:t xml:space="preserve">, </w:t>
+      </w:r>
+      <w:r>
+        <w:rPr>
+          <w:rFonts w:ascii="Menlo" w:cs="Menlo" w:eastAsia="Menlo" w:hAnsi="Menlo"/>
+          <w:color w:val="14304F"/>
+          <w:sz w:val="19"/>
+          <w:szCs w:val="19"/>
+        </w:rPr>
+        <w:t xml:space="preserve">inMemoryVaultForTesting</w:t>
+      </w:r>
+      <w:r>
+        <w:t xml:space="preserve">, </w:t>
+      </w:r>
+      <w:r>
+        <w:rPr>
+          <w:rFonts w:ascii="Menlo" w:cs="Menlo" w:eastAsia="Menlo" w:hAnsi="Menlo"/>
+          <w:color w:val="14304F"/>
+          <w:sz w:val="19"/>
+          <w:szCs w:val="19"/>
+        </w:rPr>
+        <w:t xml:space="preserve">fileStore</w:t>
+      </w:r>
+      <w:r>
+        <w:t xml:space="preserve">, </w:t>
+      </w:r>
+      <w:r>
+        <w:rPr>
+          <w:rFonts w:ascii="Menlo" w:cs="Menlo" w:eastAsia="Menlo" w:hAnsi="Menlo"/>
+          <w:color w:val="14304F"/>
+          <w:sz w:val="19"/>
+          <w:szCs w:val="19"/>
+        </w:rPr>
+        <w:t xml:space="preserve">sdkVersion</w:t>
+      </w:r>
+      <w:r>
+        <w:t xml:space="preserve">, </w:t>
+      </w:r>
+      <w:r>
+        <w:rPr>
+          <w:rFonts w:ascii="Menlo" w:cs="Menlo" w:eastAsia="Menlo" w:hAnsi="Menlo"/>
+          <w:color w:val="14304F"/>
+          <w:sz w:val="19"/>
+          <w:szCs w:val="19"/>
+        </w:rPr>
+        <w:t xml:space="preserve">sdkBuild</w:t>
+      </w:r>
+      <w:r>
+        <w:t xml:space="preserve">), </w:t>
+      </w:r>
+      <w:r>
+        <w:rPr>
+          <w:rFonts w:ascii="Menlo" w:cs="Menlo" w:eastAsia="Menlo" w:hAnsi="Menlo"/>
+          <w:color w:val="14304F"/>
+          <w:sz w:val="19"/>
+          <w:szCs w:val="19"/>
+        </w:rPr>
         <w:t xml:space="preserve">SVPolicy</w:t>
       </w:r>
       <w:r>
-        <w:t xml:space="preserve"> (presets as class properties, mutable copy for overrides), </w:t>
+        <w:t xml:space="preserve"> (presets as class properties; copy a preset and set its properties to override), </w:t>
       </w:r>
       <w:r>
         <w:rPr>
@@ -16112,6 +18661,30 @@
         <w:t xml:space="preserve">SVBiometrics</w:t>
       </w:r>
       <w:r>
+        <w:t xml:space="preserve">, and </w:t>
+      </w:r>
+      <w:r>
+        <w:rPr>
+          <w:rFonts w:ascii="Menlo" w:cs="Menlo" w:eastAsia="Menlo" w:hAnsi="Menlo"/>
+          <w:color w:val="14304F"/>
+          <w:sz w:val="19"/>
+          <w:szCs w:val="19"/>
+        </w:rPr>
+        <w:t xml:space="preserve">SVError</w:t>
+      </w:r>
+      <w:r>
+        <w:t xml:space="preserve"> (error domain); enums </w:t>
+      </w:r>
+      <w:r>
+        <w:rPr>
+          <w:rFonts w:ascii="Menlo" w:cs="Menlo" w:eastAsia="Menlo" w:hAnsi="Menlo"/>
+          <w:color w:val="14304F"/>
+          <w:sz w:val="19"/>
+          <w:szCs w:val="19"/>
+        </w:rPr>
+        <w:t xml:space="preserve">SVErrorCode</w:t>
+      </w:r>
+      <w:r>
         <w:t xml:space="preserve">, </w:t>
       </w:r>
       <w:r>
@@ -16121,10 +18694,143 @@
           <w:sz w:val="19"/>
           <w:szCs w:val="19"/>
         </w:rPr>
-        <w:t xml:space="preserve">SVSecurityReport</w:t>
+        <w:t xml:space="preserve">SVClassification</w:t>
+      </w:r>
+      <w:r>
+        <w:t xml:space="preserve">, </w:t>
+      </w:r>
+      <w:r>
+        <w:rPr>
+          <w:rFonts w:ascii="Menlo" w:cs="Menlo" w:eastAsia="Menlo" w:hAnsi="Menlo"/>
+          <w:color w:val="14304F"/>
+          <w:sz w:val="19"/>
+          <w:szCs w:val="19"/>
+        </w:rPr>
+        <w:t xml:space="preserve">SVAccessibility</w:t>
+      </w:r>
+      <w:r>
+        <w:t xml:space="preserve">, </w:t>
+      </w:r>
+      <w:r>
+        <w:rPr>
+          <w:rFonts w:ascii="Menlo" w:cs="Menlo" w:eastAsia="Menlo" w:hAnsi="Menlo"/>
+          <w:color w:val="14304F"/>
+          <w:sz w:val="19"/>
+          <w:szCs w:val="19"/>
+        </w:rPr>
+        <w:t xml:space="preserve">SVUserAuthentication</w:t>
+      </w:r>
+      <w:r>
+        <w:t xml:space="preserve">, </w:t>
+      </w:r>
+      <w:r>
+        <w:rPr>
+          <w:rFonts w:ascii="Menlo" w:cs="Menlo" w:eastAsia="Menlo" w:hAnsi="Menlo"/>
+          <w:color w:val="14304F"/>
+          <w:sz w:val="19"/>
+          <w:szCs w:val="19"/>
+        </w:rPr>
+        <w:t xml:space="preserve">SVStorageBackend</w:t>
+      </w:r>
+      <w:r>
+        <w:t xml:space="preserve">. The security report arrives as a dictionary from </w:t>
+      </w:r>
+      <w:r>
+        <w:rPr>
+          <w:rFonts w:ascii="Menlo" w:cs="Menlo" w:eastAsia="Menlo" w:hAnsi="Menlo"/>
+          <w:color w:val="14304F"/>
+          <w:sz w:val="19"/>
+          <w:szCs w:val="19"/>
+        </w:rPr>
+        <w:t xml:space="preserve">securityReportWithCompletion:</w:t>
       </w:r>
       <w:r>
         <w:t xml:space="preserve">.</w:t>
+      </w:r>
+    </w:p>
+    <w:p>
+      <w:pPr>
+        <w:pStyle w:val="ListParagraph"/>
+        <w:numPr>
+          <w:ilvl w:val="0"/>
+          <w:numId w:val="2"/>
+        </w:numPr>
+        <w:spacing w:after="80"/>
+      </w:pPr>
+      <w:r>
+        <w:t xml:space="preserve">A nil namespace means </w:t>
+      </w:r>
+      <w:r>
+        <w:rPr>
+          <w:rFonts w:ascii="Menlo" w:cs="Menlo" w:eastAsia="Menlo" w:hAnsi="Menlo"/>
+          <w:color w:val="14304F"/>
+          <w:sz w:val="19"/>
+          <w:szCs w:val="19"/>
+        </w:rPr>
+        <w:t xml:space="preserve">default</w:t>
+      </w:r>
+      <w:r>
+        <w:t xml:space="preserve">; a nil policy means </w:t>
+      </w:r>
+      <w:r>
+        <w:rPr>
+          <w:rFonts w:ascii="Menlo" w:cs="Menlo" w:eastAsia="Menlo" w:hAnsi="Menlo"/>
+          <w:color w:val="14304F"/>
+          <w:sz w:val="19"/>
+          <w:szCs w:val="19"/>
+        </w:rPr>
+        <w:t xml:space="preserve">.sensitive</w:t>
+      </w:r>
+      <w:r>
+        <w:t xml:space="preserve"> (</w:t>
+      </w:r>
+      <w:r>
+        <w:rPr>
+          <w:rFonts w:ascii="Menlo" w:cs="Menlo" w:eastAsia="Menlo" w:hAnsi="Menlo"/>
+          <w:color w:val="14304F"/>
+          <w:sz w:val="19"/>
+          <w:szCs w:val="19"/>
+        </w:rPr>
+        <w:t xml:space="preserve">.highlySensitive</w:t>
+      </w:r>
+      <w:r>
+        <w:t xml:space="preserve"> for databases). Records written from Objective-C read as Swift </w:t>
+      </w:r>
+      <w:r>
+        <w:rPr>
+          <w:rFonts w:ascii="Menlo" w:cs="Menlo" w:eastAsia="Menlo" w:hAnsi="Menlo"/>
+          <w:color w:val="14304F"/>
+          <w:sz w:val="19"/>
+          <w:szCs w:val="19"/>
+        </w:rPr>
+        <w:t xml:space="preserve">SecureRecord</w:t>
+      </w:r>
+      <w:r>
+        <w:t xml:space="preserve"> types when the dictionary has every field, including </w:t>
+      </w:r>
+      <w:r>
+        <w:rPr>
+          <w:rFonts w:ascii="Menlo" w:cs="Menlo" w:eastAsia="Menlo" w:hAnsi="Menlo"/>
+          <w:color w:val="14304F"/>
+          <w:sz w:val="19"/>
+          <w:szCs w:val="19"/>
+        </w:rPr>
+        <w:t xml:space="preserve">id</w:t>
+      </w:r>
+      <w:r>
+        <w:t xml:space="preserve">, and </w:t>
+      </w:r>
+      <w:r>
+        <w:rPr>
+          <w:rFonts w:ascii="Menlo" w:cs="Menlo" w:eastAsia="Menlo" w:hAnsi="Menlo"/>
+          <w:color w:val="14304F"/>
+          <w:sz w:val="19"/>
+          <w:szCs w:val="19"/>
+        </w:rPr>
+        <w:t xml:space="preserve">withID:</w:t>
+      </w:r>
+      <w:r>
+        <w:t xml:space="preserve"> equals the Swift id's description.</w:t>
       </w:r>
     </w:p>
     <w:p>
@@ -16379,10 +19085,22 @@
           <w:sz w:val="19"/>
           <w:szCs w:val="19"/>
         </w:rPr>
-        <w:t xml:space="preserve">@SecureStorage</w:t>
-      </w:r>
-      <w:r>
-        <w:t xml:space="preserve"> loads asynchronously and publishes changes. Setting the value stores it; setting nil deletes it. </w:t>
+        <w:t xml:space="preserve">@SecureStorage(_:namespace:policy:vault:)</w:t>
+      </w:r>
+      <w:r>
+        <w:t xml:space="preserve"> loads asynchronously and publishes changes (default policy </w:t>
+      </w:r>
+      <w:r>
+        <w:rPr>
+          <w:rFonts w:ascii="Menlo" w:cs="Menlo" w:eastAsia="Menlo" w:hAnsi="Menlo"/>
+          <w:color w:val="14304F"/>
+          <w:sz w:val="19"/>
+          <w:szCs w:val="19"/>
+        </w:rPr>
+        <w:t xml:space="preserve">.sensitive</w:t>
+      </w:r>
+      <w:r>
+        <w:t xml:space="preserve">; the vault comes from the environment unless given). Setting the value stores it; setting nil deletes it. </w:t>
       </w:r>
       <w:r>
         <w:rPr>
@@ -16394,7 +19112,19 @@
         <w:t xml:space="preserve">$token</w:t>
       </w:r>
       <w:r>
-        <w:t xml:space="preserve"> exposes </w:t>
+        <w:t xml:space="preserve"> is the </w:t>
+      </w:r>
+      <w:r>
+        <w:rPr>
+          <w:rFonts w:ascii="Menlo" w:cs="Menlo" w:eastAsia="Menlo" w:hAnsi="Menlo"/>
+          <w:color w:val="14304F"/>
+          <w:sz w:val="19"/>
+          <w:szCs w:val="19"/>
+        </w:rPr>
+        <w:t xml:space="preserve">SecureValue</w:t>
+      </w:r>
+      <w:r>
+        <w:t xml:space="preserve">, with </w:t>
       </w:r>
       <w:r>
         <w:rPr>
@@ -16418,16 +19148,52 @@
         <w:t xml:space="preserve">error</w:t>
       </w:r>
       <w:r>
-        <w:t xml:space="preserve"> and a </w:t>
-      </w:r>
-      <w:r>
-        <w:rPr>
-          <w:rFonts w:ascii="Menlo" w:cs="Menlo" w:eastAsia="Menlo" w:hAnsi="Menlo"/>
-          <w:color w:val="14304F"/>
-          <w:sz w:val="19"/>
-          <w:szCs w:val="19"/>
-        </w:rPr>
-        <w:t xml:space="preserve">Binding</w:t>
+        <w:t xml:space="preserve">, </w:t>
+      </w:r>
+      <w:r>
+        <w:rPr>
+          <w:rFonts w:ascii="Menlo" w:cs="Menlo" w:eastAsia="Menlo" w:hAnsi="Menlo"/>
+          <w:color w:val="14304F"/>
+          <w:sz w:val="19"/>
+          <w:szCs w:val="19"/>
+        </w:rPr>
+        <w:t xml:space="preserve">binding</w:t>
+      </w:r>
+      <w:r>
+        <w:t xml:space="preserve">, </w:t>
+      </w:r>
+      <w:r>
+        <w:rPr>
+          <w:rFonts w:ascii="Menlo" w:cs="Menlo" w:eastAsia="Menlo" w:hAnsi="Menlo"/>
+          <w:color w:val="14304F"/>
+          <w:sz w:val="19"/>
+          <w:szCs w:val="19"/>
+        </w:rPr>
+        <w:t xml:space="preserve">load(authentication:)</w:t>
+      </w:r>
+      <w:r>
+        <w:t xml:space="preserve">, </w:t>
+      </w:r>
+      <w:r>
+        <w:rPr>
+          <w:rFonts w:ascii="Menlo" w:cs="Menlo" w:eastAsia="Menlo" w:hAnsi="Menlo"/>
+          <w:color w:val="14304F"/>
+          <w:sz w:val="19"/>
+          <w:szCs w:val="19"/>
+        </w:rPr>
+        <w:t xml:space="preserve">set(_:)</w:t>
+      </w:r>
+      <w:r>
+        <w:t xml:space="preserve"> and </w:t>
+      </w:r>
+      <w:r>
+        <w:rPr>
+          <w:rFonts w:ascii="Menlo" w:cs="Menlo" w:eastAsia="Menlo" w:hAnsi="Menlo"/>
+          <w:color w:val="14304F"/>
+          <w:sz w:val="19"/>
+          <w:szCs w:val="19"/>
+        </w:rPr>
+        <w:t xml:space="preserve">delete()</w:t>
       </w:r>
       <w:r>
         <w:t xml:space="preserve">.</w:t>
@@ -16483,7 +19249,7 @@
           <w:sz w:val="19"/>
           <w:szCs w:val="19"/>
         </w:rPr>
-        <w:t xml:space="preserve">BiometricGate</w:t>
+        <w:t xml:space="preserve">BiometricGate(reason:allowPasscodeFallback:authenticateOnAppear:authenticator:)</w:t>
       </w:r>
       <w:r>
         <w:t xml:space="preserve"> / </w:t>
@@ -16498,7 +19264,7 @@
         <w:t xml:space="preserve">.biometricLock(reason:)</w:t>
       </w:r>
       <w:r>
-        <w:t xml:space="preserve"> hides content until the user authenticates and locks again when the app goes to the background.</w:t>
+        <w:t xml:space="preserve"> hides content until the user authenticates (on appear by default) and locks again when the app goes to the background.</w:t>
       </w:r>
     </w:p>
     <w:p>
@@ -17814,7 +20580,7 @@
         <w:t xml:space="preserve">Security tests:</w:t>
       </w:r>
       <w:r>
-        <w:t xml:space="preserve"> tampered ciphertext, tampered headers, moved ciphertext, wrong key, deleted key, truncated and reordered file chunks, interrupted rotation, and no plaintext on disk.</w:t>
+        <w:t xml:space="preserve"> tampered ciphertext, tampered headers, moved ciphertext, wrong key, deleted key, flipped, truncated and reordered file chunks, forged metadata, interrupted rotation, and no plaintext on disk.</w:t>
       </w:r>
     </w:p>
     <w:p>
@@ -17854,7 +20620,51 @@
         <w:t xml:space="preserve">Integration tests:</w:t>
       </w:r>
       <w:r>
-        <w:t xml:space="preserve"> the real data-protection Keychain. A hostless SPM test bundle has no Keychain entitlement on macOS or the iOS Simulator, so these tests run from a small host app on the Simulator; elsewhere they skip themselves with a stated reason.</w:t>
+        <w:t xml:space="preserve"> </w:t>
+      </w:r>
+      <w:r>
+        <w:rPr>
+          <w:rFonts w:ascii="Menlo" w:cs="Menlo" w:eastAsia="Menlo" w:hAnsi="Menlo"/>
+          <w:color w:val="14304F"/>
+          <w:sz w:val="19"/>
+          <w:szCs w:val="19"/>
+        </w:rPr>
+        <w:t xml:space="preserve">SystemKeychain</w:t>
+      </w:r>
+      <w:r>
+        <w:t xml:space="preserve"> runs against the macOS login keychain in </w:t>
+      </w:r>
+      <w:r>
+        <w:rPr>
+          <w:rFonts w:ascii="Menlo" w:cs="Menlo" w:eastAsia="Menlo" w:hAnsi="Menlo"/>
+          <w:color w:val="14304F"/>
+          <w:sz w:val="19"/>
+          <w:szCs w:val="19"/>
+        </w:rPr>
+        <w:t xml:space="preserve">swift test</w:t>
+      </w:r>
+      <w:r>
+        <w:t xml:space="preserve"> (unique test services, deleted afterwards). Tests against the data-protection Keychain skip themselves without a Keychain entitlement and need a host app on the Simulator or a device.</w:t>
+      </w:r>
+    </w:p>
+    <w:p>
+      <w:pPr>
+        <w:pStyle w:val="ListParagraph"/>
+        <w:numPr>
+          <w:ilvl w:val="0"/>
+          <w:numId w:val="2"/>
+        </w:numPr>
+        <w:spacing w:after="80"/>
+      </w:pPr>
+      <w:r>
+        <w:rPr>
+          <w:b/>
+          <w:bCs/>
+        </w:rPr>
+        <w:t xml:space="preserve">Coverage (V1):</w:t>
+      </w:r>
+      <w:r>
+        <w:t xml:space="preserve"> 148 Swift tests and 7 Objective-C tests; 98.7% of lines and 95.6% of regions. The few uncovered lines need a real biometric prompt or a hardware failure.</w:t>
       </w:r>
     </w:p>
     <w:p>

--- a/docs/SecureVault_PRD_v1.0.docx
+++ b/docs/SecureVault_PRD_v1.0.docx
@@ -841,6 +841,85 @@
                 <w:sz w:val="18"/>
                 <w:szCs w:val="18"/>
               </w:rPr>
+              <w:t xml:space="preserve">Repository</w:t>
+            </w:r>
+          </w:p>
+        </w:tc>
+        <w:tc>
+          <w:tcPr>
+            <w:tcW w:type="dxa" w:w="7160"/>
+            <w:tcBorders>
+              <w:top w:val="none" w:color="FFFFFF" w:sz="0"/>
+              <w:left w:val="none" w:color="FFFFFF" w:sz="0"/>
+              <w:bottom w:val="single" w:color="D5DCE6" w:sz="4"/>
+              <w:right w:val="none" w:color="FFFFFF" w:sz="0"/>
+            </w:tcBorders>
+            <w:tcMar>
+              <w:top w:type="dxa" w:w="90"/>
+              <w:left w:type="dxa" w:w="120"/>
+              <w:bottom w:type="dxa" w:w="90"/>
+              <w:right w:type="dxa" w:w="120"/>
+            </w:tcMar>
+            <w:vAlign w:val="top"/>
+          </w:tcPr>
+          <w:p>
+            <w:pPr>
+              <w:spacing w:after="0" w:line="252"/>
+            </w:pPr>
+            <w:r>
+              <w:rPr>
+                <w:rFonts w:ascii="Menlo" w:cs="Menlo" w:eastAsia="Menlo" w:hAnsi="Menlo"/>
+                <w:color w:val="14304F"/>
+                <w:sz w:val="18"/>
+                <w:szCs w:val="18"/>
+              </w:rPr>
+              <w:t xml:space="preserve">https://github.com/prakash-eppala/SecureVault.git</w:t>
+            </w:r>
+            <w:r>
+              <w:rPr>
+                <w:color w:val="1B2430"/>
+                <w:sz w:val="18"/>
+                <w:szCs w:val="18"/>
+              </w:rPr>
+              <w:t xml:space="preserve"> (private)</w:t>
+            </w:r>
+          </w:p>
+        </w:tc>
+      </w:tr>
+      <w:tr>
+        <w:trPr>
+          <w:cantSplit/>
+        </w:trPr>
+        <w:tc>
+          <w:tcPr>
+            <w:tcW w:type="dxa" w:w="2200"/>
+            <w:tcBorders>
+              <w:top w:val="none" w:color="FFFFFF" w:sz="0"/>
+              <w:left w:val="none" w:color="FFFFFF" w:sz="0"/>
+              <w:bottom w:val="single" w:color="D5DCE6" w:sz="4"/>
+              <w:right w:val="none" w:color="FFFFFF" w:sz="0"/>
+            </w:tcBorders>
+            <w:shd w:fill="F5F8FC" w:color="auto" w:val="clear"/>
+            <w:tcMar>
+              <w:top w:type="dxa" w:w="90"/>
+              <w:left w:type="dxa" w:w="120"/>
+              <w:bottom w:type="dxa" w:w="90"/>
+              <w:right w:type="dxa" w:w="120"/>
+            </w:tcMar>
+            <w:vAlign w:val="top"/>
+          </w:tcPr>
+          <w:p>
+            <w:pPr>
+              <w:spacing w:after="0" w:line="252"/>
+            </w:pPr>
+            <w:r>
+              <w:rPr>
+                <w:b/>
+                <w:bCs/>
+                <w:color w:val="14304F"/>
+                <w:sz w:val="18"/>
+                <w:szCs w:val="18"/>
+              </w:rPr>
               <w:t xml:space="preserve">SDK version</w:t>
             </w:r>
           </w:p>
@@ -854,25 +933,26 @@
               <w:bottom w:val="single" w:color="D5DCE6" w:sz="4"/>
               <w:right w:val="none" w:color="FFFFFF" w:sz="0"/>
             </w:tcBorders>
-            <w:tcMar>
-              <w:top w:type="dxa" w:w="90"/>
-              <w:left w:type="dxa" w:w="120"/>
-              <w:bottom w:type="dxa" w:w="90"/>
-              <w:right w:type="dxa" w:w="120"/>
-            </w:tcMar>
-            <w:vAlign w:val="top"/>
-          </w:tcPr>
-          <w:p>
-            <w:pPr>
-              <w:spacing w:after="0" w:line="252"/>
-            </w:pPr>
-            <w:r>
-              <w:rPr>
-                <w:color w:val="1B2430"/>
-                <w:sz w:val="18"/>
-                <w:szCs w:val="18"/>
-              </w:rPr>
-              <w:t xml:space="preserve">1.0.1 (build 2). Read it at run time from </w:t>
+            <w:shd w:fill="F5F8FC" w:color="auto" w:val="clear"/>
+            <w:tcMar>
+              <w:top w:type="dxa" w:w="90"/>
+              <w:left w:type="dxa" w:w="120"/>
+              <w:bottom w:type="dxa" w:w="90"/>
+              <w:right w:type="dxa" w:w="120"/>
+            </w:tcMar>
+            <w:vAlign w:val="top"/>
+          </w:tcPr>
+          <w:p>
+            <w:pPr>
+              <w:spacing w:after="0" w:line="252"/>
+            </w:pPr>
+            <w:r>
+              <w:rPr>
+                <w:color w:val="1B2430"/>
+                <w:sz w:val="18"/>
+                <w:szCs w:val="18"/>
+              </w:rPr>
+              <w:t xml:space="preserve">1.0.2 (build 3). Read it at run time from </w:t>
             </w:r>
             <w:r>
               <w:rPr>
@@ -2027,7 +2107,75 @@
                 <w:sz w:val="18"/>
                 <w:szCs w:val="18"/>
               </w:rPr>
-              <w:t xml:space="preserve">Swift Package Manager in V1. A prebuilt XCFramework is V2. CocoaPods and Carthage are not planned.</w:t>
+              <w:t xml:space="preserve">Swift Package Manager and CocoaPods, from </w:t>
+            </w:r>
+            <w:r>
+              <w:rPr>
+                <w:rFonts w:ascii="Menlo" w:cs="Menlo" w:eastAsia="Menlo" w:hAnsi="Menlo"/>
+                <w:color w:val="14304F"/>
+                <w:sz w:val="18"/>
+                <w:szCs w:val="18"/>
+              </w:rPr>
+              <w:t xml:space="preserve">https://github.com/prakash-eppala/SecureVault.git</w:t>
+            </w:r>
+            <w:r>
+              <w:rPr>
+                <w:color w:val="1B2430"/>
+                <w:sz w:val="18"/>
+                <w:szCs w:val="18"/>
+              </w:rPr>
+              <w:t xml:space="preserve"> (private). Versions are git tags; the current release is </w:t>
+            </w:r>
+            <w:r>
+              <w:rPr>
+                <w:rFonts w:ascii="Menlo" w:cs="Menlo" w:eastAsia="Menlo" w:hAnsi="Menlo"/>
+                <w:color w:val="14304F"/>
+                <w:sz w:val="18"/>
+                <w:szCs w:val="18"/>
+              </w:rPr>
+              <w:t xml:space="preserve">1.0.2</w:t>
+            </w:r>
+            <w:r>
+              <w:rPr>
+                <w:color w:val="1B2430"/>
+                <w:sz w:val="18"/>
+                <w:szCs w:val="18"/>
+              </w:rPr>
+              <w:t xml:space="preserve">. The pod (</w:t>
+            </w:r>
+            <w:r>
+              <w:rPr>
+                <w:rFonts w:ascii="Menlo" w:cs="Menlo" w:eastAsia="Menlo" w:hAnsi="Menlo"/>
+                <w:color w:val="14304F"/>
+                <w:sz w:val="18"/>
+                <w:szCs w:val="18"/>
+              </w:rPr>
+              <w:t xml:space="preserve">SecureVault.podspec</w:t>
+            </w:r>
+            <w:r>
+              <w:rPr>
+                <w:color w:val="1B2430"/>
+                <w:sz w:val="18"/>
+                <w:szCs w:val="18"/>
+              </w:rPr>
+              <w:t xml:space="preserve">) compiles every source file into one </w:t>
+            </w:r>
+            <w:r>
+              <w:rPr>
+                <w:rFonts w:ascii="Menlo" w:cs="Menlo" w:eastAsia="Menlo" w:hAnsi="Menlo"/>
+                <w:color w:val="14304F"/>
+                <w:sz w:val="18"/>
+                <w:szCs w:val="18"/>
+              </w:rPr>
+              <w:t xml:space="preserve">SecureVault</w:t>
+            </w:r>
+            <w:r>
+              <w:rPr>
+                <w:color w:val="1B2430"/>
+                <w:sz w:val="18"/>
+                <w:szCs w:val="18"/>
+              </w:rPr>
+              <w:t xml:space="preserve"> module, so imports match the Swift package. A prebuilt XCFramework is V2; Carthage is not planned.</w:t>
             </w:r>
           </w:p>
         </w:tc>
@@ -18365,6 +18513,35 @@
       </w:r>
     </w:p>
     <w:p>
+      <w:r>
+        <w:t xml:space="preserve">The repository also holds </w:t>
+      </w:r>
+      <w:r>
+        <w:rPr>
+          <w:rFonts w:ascii="Menlo" w:cs="Menlo" w:eastAsia="Menlo" w:hAnsi="Menlo"/>
+          <w:color w:val="14304F"/>
+          <w:sz w:val="19"/>
+          <w:szCs w:val="19"/>
+        </w:rPr>
+        <w:t xml:space="preserve">SecureVault.podspec</w:t>
+      </w:r>
+      <w:r>
+        <w:t xml:space="preserve"> and </w:t>
+      </w:r>
+      <w:r>
+        <w:rPr>
+          <w:rFonts w:ascii="Menlo" w:cs="Menlo" w:eastAsia="Menlo" w:hAnsi="Menlo"/>
+          <w:color w:val="14304F"/>
+          <w:sz w:val="19"/>
+          <w:szCs w:val="19"/>
+        </w:rPr>
+        <w:t xml:space="preserve">Example/</w:t>
+      </w:r>
+      <w:r>
+        <w:t xml:space="preserve">, an iOS app with one screen per feature (Swift, SwiftUI and Objective-C) and a hosted test target that runs on the real Keychain.</w:t>
+      </w:r>
+    </w:p>
+    <w:p>
       <w:pPr>
         <w:pStyle w:val="Heading1"/>
       </w:pPr>
@@ -20644,7 +20821,19 @@
         <w:t xml:space="preserve">swift test</w:t>
       </w:r>
       <w:r>
-        <w:t xml:space="preserve"> (unique test services, deleted afterwards). Tests against the data-protection Keychain skip themselves without a Keychain entitlement and need a host app on the Simulator or a device.</w:t>
+        <w:t xml:space="preserve"> (unique test services, deleted afterwards). The example app's hosted test target, </w:t>
+      </w:r>
+      <w:r>
+        <w:rPr>
+          <w:rFonts w:ascii="Menlo" w:cs="Menlo" w:eastAsia="Menlo" w:hAnsi="Menlo"/>
+          <w:color w:val="14304F"/>
+          <w:sz w:val="19"/>
+          <w:szCs w:val="19"/>
+        </w:rPr>
+        <w:t xml:space="preserve">SecureVaultExampleTests</w:t>
+      </w:r>
+      <w:r>
+        <w:t xml:space="preserve">, runs on the Simulator against the real data-protection Keychain and Data Protection, and exercises every example screen, including the Objective-C demo.</w:t>
       </w:r>
     </w:p>
     <w:p>
